--- a/Assignment/Assignment - 4/Assignment - 4 (Python Django Framework).docx
+++ b/Assignment/Assignment - 4/Assignment - 4 (Python Django Framework).docx
@@ -44,35 +44,21 @@
           <w:sz w:val="32"/>
           <w:szCs w:val="32"/>
         </w:rPr>
-        <w:t>1</w:t>
+        <w:t>16</w:t>
       </w:r>
       <w:r>
         <w:rPr>
           <w:sz w:val="32"/>
           <w:szCs w:val="32"/>
         </w:rPr>
-        <w:t>6</w:t>
+        <w:t xml:space="preserve"> – </w:t>
       </w:r>
       <w:r>
         <w:rPr>
           <w:sz w:val="32"/>
           <w:szCs w:val="32"/>
         </w:rPr>
-        <w:t xml:space="preserve"> – </w:t>
-      </w:r>
-      <w:r>
-        <w:rPr>
-          <w:sz w:val="32"/>
-          <w:szCs w:val="32"/>
-        </w:rPr>
-        <w:t xml:space="preserve">Python </w:t>
-      </w:r>
-      <w:r>
-        <w:rPr>
-          <w:sz w:val="32"/>
-          <w:szCs w:val="32"/>
-        </w:rPr>
-        <w:t>DB and Framework</w:t>
+        <w:t>Python DB and Framework</w:t>
       </w:r>
     </w:p>
     <w:p>
@@ -818,14 +804,7 @@
           <w:b/>
           <w:bCs/>
         </w:rPr>
-        <w:t>Django</w:t>
-      </w:r>
-      <w:r>
-        <w:rPr>
-          <w:b/>
-          <w:bCs/>
-        </w:rPr>
-        <w:t xml:space="preserve"> :</w:t>
+        <w:t>Django :</w:t>
       </w:r>
       <w:proofErr w:type="gramEnd"/>
       <w:r>
@@ -1458,6 +1437,3199 @@
       <w:r>
         <w:t>/script.js' %}"&gt;&lt;/script&gt;</w:t>
       </w:r>
+    </w:p>
+    <w:p>
+      <w:pPr>
+        <w:pStyle w:val="ListParagraph"/>
+      </w:pPr>
+    </w:p>
+    <w:p>
+      <w:pPr>
+        <w:pStyle w:val="ListParagraph"/>
+        <w:numPr>
+          <w:ilvl w:val="0"/>
+          <w:numId w:val="3"/>
+        </w:numPr>
+        <w:rPr>
+          <w:sz w:val="28"/>
+          <w:szCs w:val="28"/>
+        </w:rPr>
+      </w:pPr>
+      <w:r>
+        <w:rPr>
+          <w:sz w:val="28"/>
+          <w:szCs w:val="28"/>
+        </w:rPr>
+        <w:t>Overview of Django: Web development framework.</w:t>
+      </w:r>
+    </w:p>
+    <w:p>
+      <w:pPr>
+        <w:pStyle w:val="ListParagraph"/>
+        <w:numPr>
+          <w:ilvl w:val="0"/>
+          <w:numId w:val="10"/>
+        </w:numPr>
+        <w:rPr>
+          <w:sz w:val="28"/>
+          <w:szCs w:val="28"/>
+        </w:rPr>
+      </w:pPr>
+      <w:r>
+        <w:t xml:space="preserve">Below some points of </w:t>
+      </w:r>
+      <w:proofErr w:type="gramStart"/>
+      <w:r>
+        <w:t>Django:-</w:t>
+      </w:r>
+      <w:proofErr w:type="gramEnd"/>
+    </w:p>
+    <w:p>
+      <w:pPr>
+        <w:pStyle w:val="ListParagraph"/>
+        <w:numPr>
+          <w:ilvl w:val="0"/>
+          <w:numId w:val="13"/>
+        </w:numPr>
+        <w:rPr>
+          <w:sz w:val="28"/>
+          <w:szCs w:val="28"/>
+        </w:rPr>
+      </w:pPr>
+      <w:r>
+        <w:t>Django is a high-level python framework used to build web application quickly.</w:t>
+      </w:r>
+    </w:p>
+    <w:p>
+      <w:pPr>
+        <w:pStyle w:val="ListParagraph"/>
+        <w:numPr>
+          <w:ilvl w:val="0"/>
+          <w:numId w:val="13"/>
+        </w:numPr>
+        <w:rPr>
+          <w:sz w:val="28"/>
+          <w:szCs w:val="28"/>
+        </w:rPr>
+      </w:pPr>
+      <w:r>
+        <w:t xml:space="preserve">It follows the </w:t>
+      </w:r>
+      <w:proofErr w:type="gramStart"/>
+      <w:r>
+        <w:t>MVT(</w:t>
+      </w:r>
+      <w:proofErr w:type="gramEnd"/>
+      <w:r>
+        <w:t xml:space="preserve">Model View Templates) </w:t>
+      </w:r>
+      <w:r>
+        <w:t>architecture</w:t>
+      </w:r>
+      <w:r>
+        <w:t>.</w:t>
+      </w:r>
+    </w:p>
+    <w:p>
+      <w:pPr>
+        <w:pStyle w:val="ListParagraph"/>
+        <w:numPr>
+          <w:ilvl w:val="0"/>
+          <w:numId w:val="13"/>
+        </w:numPr>
+        <w:rPr>
+          <w:sz w:val="28"/>
+          <w:szCs w:val="28"/>
+        </w:rPr>
+      </w:pPr>
+      <w:r>
+        <w:t>Designed to promote rapid development and clean reusable code.</w:t>
+      </w:r>
+    </w:p>
+    <w:p>
+      <w:pPr>
+        <w:pStyle w:val="ListParagraph"/>
+        <w:numPr>
+          <w:ilvl w:val="0"/>
+          <w:numId w:val="13"/>
+        </w:numPr>
+        <w:rPr>
+          <w:sz w:val="28"/>
+          <w:szCs w:val="28"/>
+        </w:rPr>
+      </w:pPr>
+      <w:r>
+        <w:t>Comes with built-in admin panel for managing data.</w:t>
+      </w:r>
+    </w:p>
+    <w:p>
+      <w:pPr>
+        <w:pStyle w:val="ListParagraph"/>
+        <w:numPr>
+          <w:ilvl w:val="0"/>
+          <w:numId w:val="13"/>
+        </w:numPr>
+        <w:rPr>
+          <w:sz w:val="28"/>
+          <w:szCs w:val="28"/>
+        </w:rPr>
+      </w:pPr>
+      <w:r>
+        <w:t>Includes features like authentication, security, URL routing, and database management.</w:t>
+      </w:r>
+    </w:p>
+    <w:p>
+      <w:pPr>
+        <w:pStyle w:val="ListParagraph"/>
+        <w:numPr>
+          <w:ilvl w:val="0"/>
+          <w:numId w:val="13"/>
+        </w:numPr>
+        <w:rPr>
+          <w:sz w:val="28"/>
+          <w:szCs w:val="28"/>
+        </w:rPr>
+      </w:pPr>
+      <w:r>
+        <w:t xml:space="preserve">Supports multiple databases such as MySQL, </w:t>
+      </w:r>
+      <w:r>
+        <w:t>PostgreSQL, SQLite, and Oracle</w:t>
+      </w:r>
+      <w:r>
+        <w:t>.</w:t>
+      </w:r>
+    </w:p>
+    <w:p>
+      <w:pPr>
+        <w:pStyle w:val="ListParagraph"/>
+        <w:numPr>
+          <w:ilvl w:val="0"/>
+          <w:numId w:val="13"/>
+        </w:numPr>
+        <w:rPr>
+          <w:sz w:val="28"/>
+          <w:szCs w:val="28"/>
+        </w:rPr>
+      </w:pPr>
+      <w:r>
+        <w:lastRenderedPageBreak/>
+        <w:t xml:space="preserve">Helps developers avoid repetitive coding through it’s </w:t>
+      </w:r>
+      <w:r>
+        <w:rPr>
+          <w:highlight w:val="yellow"/>
+        </w:rPr>
+        <w:t xml:space="preserve">Don’t Repeat </w:t>
+      </w:r>
+      <w:proofErr w:type="gramStart"/>
+      <w:r>
+        <w:rPr>
+          <w:highlight w:val="yellow"/>
+        </w:rPr>
+        <w:t>Yourself(</w:t>
+      </w:r>
+      <w:proofErr w:type="gramEnd"/>
+      <w:r>
+        <w:rPr>
+          <w:highlight w:val="yellow"/>
+        </w:rPr>
+        <w:t>DRY)</w:t>
+      </w:r>
+      <w:r>
+        <w:t xml:space="preserve"> principles.</w:t>
+      </w:r>
+    </w:p>
+    <w:p>
+      <w:pPr>
+        <w:pStyle w:val="ListParagraph"/>
+        <w:numPr>
+          <w:ilvl w:val="0"/>
+          <w:numId w:val="13"/>
+        </w:numPr>
+        <w:rPr>
+          <w:sz w:val="28"/>
+          <w:szCs w:val="28"/>
+        </w:rPr>
+      </w:pPr>
+      <w:r>
+        <w:t xml:space="preserve">Widely used for building websites, e-commerce </w:t>
+      </w:r>
+      <w:proofErr w:type="gramStart"/>
+      <w:r>
+        <w:t>platforms ,</w:t>
+      </w:r>
+      <w:proofErr w:type="gramEnd"/>
+      <w:r>
+        <w:t xml:space="preserve"> API and content management systems.</w:t>
+      </w:r>
+    </w:p>
+    <w:p>
+      <w:pPr>
+        <w:ind w:left="360"/>
+        <w:rPr>
+          <w:sz w:val="28"/>
+          <w:szCs w:val="28"/>
+        </w:rPr>
+      </w:pPr>
+    </w:p>
+    <w:p>
+      <w:pPr>
+        <w:ind w:left="360"/>
+        <w:rPr>
+          <w:b/>
+          <w:bCs/>
+        </w:rPr>
+      </w:pPr>
+      <w:proofErr w:type="gramStart"/>
+      <w:r>
+        <w:rPr>
+          <w:b/>
+          <w:bCs/>
+        </w:rPr>
+        <w:t>Advantage :</w:t>
+      </w:r>
+      <w:proofErr w:type="gramEnd"/>
+      <w:r>
+        <w:rPr>
+          <w:b/>
+          <w:bCs/>
+        </w:rPr>
+        <w:t>-</w:t>
+      </w:r>
+    </w:p>
+    <w:p>
+      <w:pPr>
+        <w:pStyle w:val="ListParagraph"/>
+        <w:numPr>
+          <w:ilvl w:val="0"/>
+          <w:numId w:val="14"/>
+        </w:numPr>
+        <w:rPr>
+          <w:b/>
+          <w:bCs/>
+        </w:rPr>
+      </w:pPr>
+      <w:r>
+        <w:t>Fast Development.</w:t>
+      </w:r>
+    </w:p>
+    <w:p>
+      <w:pPr>
+        <w:pStyle w:val="ListParagraph"/>
+        <w:numPr>
+          <w:ilvl w:val="0"/>
+          <w:numId w:val="14"/>
+        </w:numPr>
+        <w:rPr>
+          <w:b/>
+          <w:bCs/>
+        </w:rPr>
+      </w:pPr>
+      <w:r>
+        <w:t>Secure and scalable.</w:t>
+      </w:r>
+    </w:p>
+    <w:p>
+      <w:pPr>
+        <w:pStyle w:val="ListParagraph"/>
+        <w:numPr>
+          <w:ilvl w:val="0"/>
+          <w:numId w:val="14"/>
+        </w:numPr>
+        <w:rPr>
+          <w:b/>
+          <w:bCs/>
+        </w:rPr>
+      </w:pPr>
+      <w:r>
+        <w:t>Open-source and free</w:t>
+      </w:r>
+    </w:p>
+    <w:p>
+      <w:pPr>
+        <w:pStyle w:val="ListParagraph"/>
+        <w:numPr>
+          <w:ilvl w:val="0"/>
+          <w:numId w:val="14"/>
+        </w:numPr>
+        <w:rPr>
+          <w:b/>
+          <w:bCs/>
+        </w:rPr>
+      </w:pPr>
+      <w:r>
+        <w:t>Large community support</w:t>
+      </w:r>
+    </w:p>
+    <w:p>
+      <w:pPr>
+        <w:pStyle w:val="ListParagraph"/>
+        <w:numPr>
+          <w:ilvl w:val="0"/>
+          <w:numId w:val="14"/>
+        </w:numPr>
+        <w:rPr>
+          <w:b/>
+          <w:bCs/>
+        </w:rPr>
+      </w:pPr>
+      <w:r>
+        <w:t xml:space="preserve">Easy integration with databases and </w:t>
+      </w:r>
+      <w:proofErr w:type="gramStart"/>
+      <w:r>
+        <w:t>third party</w:t>
+      </w:r>
+      <w:proofErr w:type="gramEnd"/>
+      <w:r>
+        <w:t xml:space="preserve"> tools.</w:t>
+      </w:r>
+    </w:p>
+    <w:p>
+      <w:pPr>
+        <w:pStyle w:val="ListParagraph"/>
+        <w:rPr>
+          <w:b/>
+          <w:bCs/>
+        </w:rPr>
+      </w:pPr>
+    </w:p>
+    <w:p>
+      <w:pPr>
+        <w:pStyle w:val="ListParagraph"/>
+        <w:numPr>
+          <w:ilvl w:val="0"/>
+          <w:numId w:val="3"/>
+        </w:numPr>
+        <w:rPr>
+          <w:sz w:val="28"/>
+          <w:szCs w:val="28"/>
+        </w:rPr>
+      </w:pPr>
+      <w:r>
+        <w:rPr>
+          <w:sz w:val="28"/>
+          <w:szCs w:val="28"/>
+        </w:rPr>
+        <w:t>Django vs. Flask comparison: Which to choose and why.</w:t>
+      </w:r>
+    </w:p>
+    <w:p>
+      <w:pPr>
+        <w:pStyle w:val="ListParagraph"/>
+        <w:numPr>
+          <w:ilvl w:val="0"/>
+          <w:numId w:val="10"/>
+        </w:numPr>
+        <w:rPr>
+          <w:sz w:val="28"/>
+          <w:szCs w:val="28"/>
+        </w:rPr>
+      </w:pPr>
+      <w:r>
+        <w:t xml:space="preserve">Below the </w:t>
+      </w:r>
+      <w:proofErr w:type="gramStart"/>
+      <w:r>
+        <w:t>difference :</w:t>
+      </w:r>
+      <w:proofErr w:type="gramEnd"/>
+      <w:r>
+        <w:t>-</w:t>
+      </w:r>
+    </w:p>
+    <w:tbl>
+      <w:tblPr>
+        <w:tblStyle w:val="TableGrid"/>
+        <w:tblW w:w="9535" w:type="dxa"/>
+        <w:tblInd w:w="360" w:type="dxa"/>
+        <w:tblLook w:val="04A0" w:firstRow="1" w:lastRow="0" w:firstColumn="1" w:lastColumn="0" w:noHBand="0" w:noVBand="1"/>
+      </w:tblPr>
+      <w:tblGrid>
+        <w:gridCol w:w="3085"/>
+        <w:gridCol w:w="3300"/>
+        <w:gridCol w:w="3150"/>
+      </w:tblGrid>
+      <w:tr>
+        <w:trPr>
+          <w:trHeight w:val="410"/>
+        </w:trPr>
+        <w:tc>
+          <w:tcPr>
+            <w:tcW w:w="3085" w:type="dxa"/>
+          </w:tcPr>
+          <w:p>
+            <w:pPr>
+              <w:jc w:val="center"/>
+              <w:rPr>
+                <w:b/>
+                <w:bCs/>
+              </w:rPr>
+            </w:pPr>
+            <w:r>
+              <w:rPr>
+                <w:b/>
+                <w:bCs/>
+              </w:rPr>
+              <w:t>Features</w:t>
+            </w:r>
+          </w:p>
+        </w:tc>
+        <w:tc>
+          <w:tcPr>
+            <w:tcW w:w="3300" w:type="dxa"/>
+          </w:tcPr>
+          <w:p>
+            <w:pPr>
+              <w:jc w:val="center"/>
+              <w:rPr>
+                <w:b/>
+                <w:bCs/>
+              </w:rPr>
+            </w:pPr>
+            <w:r>
+              <w:rPr>
+                <w:b/>
+                <w:bCs/>
+              </w:rPr>
+              <w:t>Django</w:t>
+            </w:r>
+          </w:p>
+        </w:tc>
+        <w:tc>
+          <w:tcPr>
+            <w:tcW w:w="3150" w:type="dxa"/>
+          </w:tcPr>
+          <w:p>
+            <w:pPr>
+              <w:jc w:val="center"/>
+              <w:rPr>
+                <w:b/>
+                <w:bCs/>
+              </w:rPr>
+            </w:pPr>
+            <w:r>
+              <w:rPr>
+                <w:b/>
+                <w:bCs/>
+              </w:rPr>
+              <w:t>Flask</w:t>
+            </w:r>
+          </w:p>
+        </w:tc>
+      </w:tr>
+      <w:tr>
+        <w:trPr>
+          <w:trHeight w:val="410"/>
+        </w:trPr>
+        <w:tc>
+          <w:tcPr>
+            <w:tcW w:w="3085" w:type="dxa"/>
+          </w:tcPr>
+          <w:p>
+            <w:pPr>
+              <w:jc w:val="center"/>
+            </w:pPr>
+            <w:r>
+              <w:t>Type</w:t>
+            </w:r>
+          </w:p>
+        </w:tc>
+        <w:tc>
+          <w:tcPr>
+            <w:tcW w:w="3300" w:type="dxa"/>
+          </w:tcPr>
+          <w:p>
+            <w:pPr>
+              <w:jc w:val="center"/>
+            </w:pPr>
+            <w:r>
+              <w:t>Full Featured web framework</w:t>
+            </w:r>
+          </w:p>
+        </w:tc>
+        <w:tc>
+          <w:tcPr>
+            <w:tcW w:w="3150" w:type="dxa"/>
+          </w:tcPr>
+          <w:p>
+            <w:pPr>
+              <w:jc w:val="center"/>
+            </w:pPr>
+            <w:r>
+              <w:t>Lightweight Micro Framework</w:t>
+            </w:r>
+          </w:p>
+        </w:tc>
+      </w:tr>
+      <w:tr>
+        <w:trPr>
+          <w:trHeight w:val="422"/>
+        </w:trPr>
+        <w:tc>
+          <w:tcPr>
+            <w:tcW w:w="3085" w:type="dxa"/>
+          </w:tcPr>
+          <w:p>
+            <w:pPr>
+              <w:jc w:val="center"/>
+            </w:pPr>
+            <w:r>
+              <w:t>Learning curve</w:t>
+            </w:r>
+          </w:p>
+        </w:tc>
+        <w:tc>
+          <w:tcPr>
+            <w:tcW w:w="3300" w:type="dxa"/>
+          </w:tcPr>
+          <w:p>
+            <w:pPr>
+              <w:jc w:val="center"/>
+            </w:pPr>
+            <w:r>
+              <w:t>Stepper</w:t>
+            </w:r>
+          </w:p>
+        </w:tc>
+        <w:tc>
+          <w:tcPr>
+            <w:tcW w:w="3150" w:type="dxa"/>
+          </w:tcPr>
+          <w:p>
+            <w:pPr>
+              <w:jc w:val="center"/>
+            </w:pPr>
+            <w:r>
+              <w:t>Easier for beginners</w:t>
+            </w:r>
+          </w:p>
+        </w:tc>
+      </w:tr>
+      <w:tr>
+        <w:trPr>
+          <w:trHeight w:val="710"/>
+        </w:trPr>
+        <w:tc>
+          <w:tcPr>
+            <w:tcW w:w="3085" w:type="dxa"/>
+          </w:tcPr>
+          <w:p>
+            <w:pPr>
+              <w:jc w:val="center"/>
+            </w:pPr>
+            <w:r>
+              <w:t>Built-in Features</w:t>
+            </w:r>
+          </w:p>
+        </w:tc>
+        <w:tc>
+          <w:tcPr>
+            <w:tcW w:w="3300" w:type="dxa"/>
+          </w:tcPr>
+          <w:p>
+            <w:pPr>
+              <w:jc w:val="center"/>
+            </w:pPr>
+            <w:r>
+              <w:t>Authentication, Admin Panel, ORM, Security Forms</w:t>
+            </w:r>
+          </w:p>
+        </w:tc>
+        <w:tc>
+          <w:tcPr>
+            <w:tcW w:w="3150" w:type="dxa"/>
+          </w:tcPr>
+          <w:p>
+            <w:pPr>
+              <w:jc w:val="center"/>
+            </w:pPr>
+            <w:r>
+              <w:t>Minimal Built-in Features</w:t>
+            </w:r>
+          </w:p>
+        </w:tc>
+      </w:tr>
+      <w:tr>
+        <w:trPr>
+          <w:trHeight w:val="410"/>
+        </w:trPr>
+        <w:tc>
+          <w:tcPr>
+            <w:tcW w:w="3085" w:type="dxa"/>
+          </w:tcPr>
+          <w:p>
+            <w:pPr>
+              <w:jc w:val="center"/>
+            </w:pPr>
+            <w:r>
+              <w:t>Flexibility</w:t>
+            </w:r>
+          </w:p>
+        </w:tc>
+        <w:tc>
+          <w:tcPr>
+            <w:tcW w:w="3300" w:type="dxa"/>
+          </w:tcPr>
+          <w:p>
+            <w:pPr>
+              <w:jc w:val="center"/>
+            </w:pPr>
+            <w:r>
+              <w:t>Less Flexible</w:t>
+            </w:r>
+          </w:p>
+        </w:tc>
+        <w:tc>
+          <w:tcPr>
+            <w:tcW w:w="3150" w:type="dxa"/>
+          </w:tcPr>
+          <w:p>
+            <w:pPr>
+              <w:jc w:val="center"/>
+            </w:pPr>
+            <w:r>
+              <w:t>Highly Flexible</w:t>
+            </w:r>
+          </w:p>
+        </w:tc>
+      </w:tr>
+      <w:tr>
+        <w:trPr>
+          <w:trHeight w:val="737"/>
+        </w:trPr>
+        <w:tc>
+          <w:tcPr>
+            <w:tcW w:w="3085" w:type="dxa"/>
+          </w:tcPr>
+          <w:p>
+            <w:pPr>
+              <w:jc w:val="center"/>
+            </w:pPr>
+            <w:r>
+              <w:t>Project Size</w:t>
+            </w:r>
+          </w:p>
+        </w:tc>
+        <w:tc>
+          <w:tcPr>
+            <w:tcW w:w="3300" w:type="dxa"/>
+          </w:tcPr>
+          <w:p>
+            <w:pPr>
+              <w:jc w:val="center"/>
+            </w:pPr>
+            <w:r>
+              <w:t>Best for large and complex applications</w:t>
+            </w:r>
+          </w:p>
+        </w:tc>
+        <w:tc>
+          <w:tcPr>
+            <w:tcW w:w="3150" w:type="dxa"/>
+          </w:tcPr>
+          <w:p>
+            <w:pPr>
+              <w:jc w:val="center"/>
+            </w:pPr>
+            <w:r>
+              <w:t>Best for small to medium applications</w:t>
+            </w:r>
+          </w:p>
+        </w:tc>
+      </w:tr>
+      <w:tr>
+        <w:trPr>
+          <w:trHeight w:val="710"/>
+        </w:trPr>
+        <w:tc>
+          <w:tcPr>
+            <w:tcW w:w="3085" w:type="dxa"/>
+          </w:tcPr>
+          <w:p>
+            <w:pPr>
+              <w:jc w:val="center"/>
+            </w:pPr>
+            <w:r>
+              <w:t>Development Speed</w:t>
+            </w:r>
+          </w:p>
+        </w:tc>
+        <w:tc>
+          <w:tcPr>
+            <w:tcW w:w="3300" w:type="dxa"/>
+          </w:tcPr>
+          <w:p>
+            <w:pPr>
+              <w:jc w:val="center"/>
+            </w:pPr>
+            <w:r>
+              <w:t>Faster for large projects due to ready-made compone</w:t>
+            </w:r>
+            <w:r>
+              <w:t>nts</w:t>
+            </w:r>
+          </w:p>
+        </w:tc>
+        <w:tc>
+          <w:tcPr>
+            <w:tcW w:w="3150" w:type="dxa"/>
+          </w:tcPr>
+          <w:p>
+            <w:pPr>
+              <w:jc w:val="center"/>
+            </w:pPr>
+            <w:r>
+              <w:t>Faster for small projects</w:t>
+            </w:r>
+          </w:p>
+        </w:tc>
+      </w:tr>
+      <w:tr>
+        <w:trPr>
+          <w:trHeight w:val="410"/>
+        </w:trPr>
+        <w:tc>
+          <w:tcPr>
+            <w:tcW w:w="3085" w:type="dxa"/>
+          </w:tcPr>
+          <w:p>
+            <w:pPr>
+              <w:jc w:val="center"/>
+            </w:pPr>
+            <w:r>
+              <w:t>Performance</w:t>
+            </w:r>
+          </w:p>
+        </w:tc>
+        <w:tc>
+          <w:tcPr>
+            <w:tcW w:w="3300" w:type="dxa"/>
+          </w:tcPr>
+          <w:p>
+            <w:pPr>
+              <w:jc w:val="center"/>
+            </w:pPr>
+            <w:r>
+              <w:t>Slightly heavier</w:t>
+            </w:r>
+          </w:p>
+        </w:tc>
+        <w:tc>
+          <w:tcPr>
+            <w:tcW w:w="3150" w:type="dxa"/>
+          </w:tcPr>
+          <w:p>
+            <w:pPr>
+              <w:jc w:val="center"/>
+            </w:pPr>
+            <w:r>
+              <w:t>Lightweight and faster</w:t>
+            </w:r>
+          </w:p>
+        </w:tc>
+      </w:tr>
+      <w:tr>
+        <w:trPr>
+          <w:trHeight w:val="410"/>
+        </w:trPr>
+        <w:tc>
+          <w:tcPr>
+            <w:tcW w:w="3085" w:type="dxa"/>
+          </w:tcPr>
+          <w:p>
+            <w:pPr>
+              <w:jc w:val="center"/>
+            </w:pPr>
+            <w:r>
+              <w:t>Community support</w:t>
+            </w:r>
+          </w:p>
+        </w:tc>
+        <w:tc>
+          <w:tcPr>
+            <w:tcW w:w="3300" w:type="dxa"/>
+          </w:tcPr>
+          <w:p>
+            <w:pPr>
+              <w:jc w:val="center"/>
+            </w:pPr>
+            <w:r>
+              <w:t>Large and mature community</w:t>
+            </w:r>
+          </w:p>
+        </w:tc>
+        <w:tc>
+          <w:tcPr>
+            <w:tcW w:w="3150" w:type="dxa"/>
+          </w:tcPr>
+          <w:p>
+            <w:pPr>
+              <w:jc w:val="center"/>
+            </w:pPr>
+            <w:r>
+              <w:t>Large and active community</w:t>
+            </w:r>
+          </w:p>
+        </w:tc>
+      </w:tr>
+    </w:tbl>
+    <w:p>
+      <w:pPr>
+        <w:ind w:left="360"/>
+        <w:rPr>
+          <w:sz w:val="28"/>
+          <w:szCs w:val="28"/>
+        </w:rPr>
+      </w:pPr>
+    </w:p>
+    <w:p>
+      <w:pPr>
+        <w:ind w:left="360"/>
+        <w:rPr>
+          <w:b/>
+          <w:bCs/>
+        </w:rPr>
+      </w:pPr>
+      <w:r>
+        <w:rPr>
+          <w:b/>
+          <w:bCs/>
+        </w:rPr>
+        <w:t xml:space="preserve">Which Choose and </w:t>
+      </w:r>
+      <w:proofErr w:type="gramStart"/>
+      <w:r>
+        <w:rPr>
+          <w:b/>
+          <w:bCs/>
+        </w:rPr>
+        <w:t>Why ?</w:t>
+      </w:r>
+      <w:proofErr w:type="gramEnd"/>
+    </w:p>
+    <w:p>
+      <w:pPr>
+        <w:pStyle w:val="ListParagraph"/>
+        <w:numPr>
+          <w:ilvl w:val="0"/>
+          <w:numId w:val="15"/>
+        </w:numPr>
+        <w:rPr>
+          <w:b/>
+          <w:bCs/>
+        </w:rPr>
+      </w:pPr>
+      <w:r>
+        <w:t xml:space="preserve">I choose Django Framework because in Django framework there are built in items such </w:t>
+      </w:r>
+      <w:proofErr w:type="gramStart"/>
+      <w:r>
+        <w:t>as:-</w:t>
+      </w:r>
+      <w:proofErr w:type="gramEnd"/>
+    </w:p>
+    <w:p>
+      <w:pPr>
+        <w:pStyle w:val="ListParagraph"/>
+        <w:numPr>
+          <w:ilvl w:val="0"/>
+          <w:numId w:val="2"/>
+        </w:numPr>
+        <w:rPr>
+          <w:b/>
+          <w:bCs/>
+        </w:rPr>
+      </w:pPr>
+      <w:r>
+        <w:t>Built in admin panel</w:t>
+      </w:r>
+    </w:p>
+    <w:p>
+      <w:pPr>
+        <w:pStyle w:val="ListParagraph"/>
+        <w:numPr>
+          <w:ilvl w:val="0"/>
+          <w:numId w:val="2"/>
+        </w:numPr>
+        <w:rPr>
+          <w:b/>
+          <w:bCs/>
+        </w:rPr>
+      </w:pPr>
+      <w:r>
+        <w:t>Fast development</w:t>
+      </w:r>
+    </w:p>
+    <w:p>
+      <w:pPr>
+        <w:pStyle w:val="ListParagraph"/>
+        <w:numPr>
+          <w:ilvl w:val="0"/>
+          <w:numId w:val="2"/>
+        </w:numPr>
+        <w:rPr>
+          <w:b/>
+          <w:bCs/>
+        </w:rPr>
+      </w:pPr>
+      <w:r>
+        <w:lastRenderedPageBreak/>
+        <w:t>Secure</w:t>
+      </w:r>
+    </w:p>
+    <w:p>
+      <w:pPr>
+        <w:pStyle w:val="ListParagraph"/>
+        <w:numPr>
+          <w:ilvl w:val="0"/>
+          <w:numId w:val="2"/>
+        </w:numPr>
+        <w:rPr>
+          <w:b/>
+          <w:bCs/>
+        </w:rPr>
+      </w:pPr>
+      <w:r>
+        <w:t>Database support</w:t>
+      </w:r>
+    </w:p>
+    <w:p>
+      <w:pPr>
+        <w:pStyle w:val="ListParagraph"/>
+        <w:numPr>
+          <w:ilvl w:val="0"/>
+          <w:numId w:val="2"/>
+        </w:numPr>
+        <w:rPr>
+          <w:b/>
+          <w:bCs/>
+        </w:rPr>
+      </w:pPr>
+      <w:r>
+        <w:t xml:space="preserve">Scalable </w:t>
+      </w:r>
+    </w:p>
+    <w:p>
+      <w:pPr>
+        <w:pStyle w:val="ListParagraph"/>
+        <w:numPr>
+          <w:ilvl w:val="0"/>
+          <w:numId w:val="2"/>
+        </w:numPr>
+        <w:rPr>
+          <w:b/>
+          <w:bCs/>
+        </w:rPr>
+      </w:pPr>
+      <w:r>
+        <w:t>Large Community</w:t>
+      </w:r>
+      <w:r>
+        <w:t>.</w:t>
+      </w:r>
+    </w:p>
+    <w:p>
+      <w:pPr>
+        <w:pStyle w:val="ListParagraph"/>
+        <w:rPr>
+          <w:b/>
+          <w:bCs/>
+        </w:rPr>
+      </w:pPr>
+    </w:p>
+    <w:p>
+      <w:pPr>
+        <w:pStyle w:val="ListParagraph"/>
+        <w:numPr>
+          <w:ilvl w:val="0"/>
+          <w:numId w:val="3"/>
+        </w:numPr>
+        <w:rPr>
+          <w:sz w:val="28"/>
+          <w:szCs w:val="28"/>
+        </w:rPr>
+      </w:pPr>
+      <w:r>
+        <w:rPr>
+          <w:sz w:val="28"/>
+          <w:szCs w:val="28"/>
+        </w:rPr>
+        <w:t>Write a Python program to create a Django project and understand its directory structure.</w:t>
+      </w:r>
+    </w:p>
+    <w:p>
+      <w:pPr>
+        <w:pStyle w:val="ListParagraph"/>
+        <w:numPr>
+          <w:ilvl w:val="0"/>
+          <w:numId w:val="10"/>
+        </w:numPr>
+        <w:rPr>
+          <w:sz w:val="28"/>
+          <w:szCs w:val="28"/>
+        </w:rPr>
+      </w:pPr>
+      <w:r>
+        <w:t xml:space="preserve">Below explanation of directory </w:t>
+      </w:r>
+      <w:proofErr w:type="gramStart"/>
+      <w:r>
+        <w:t>structure :</w:t>
+      </w:r>
+      <w:proofErr w:type="gramEnd"/>
+      <w:r>
+        <w:t>-</w:t>
+      </w:r>
+    </w:p>
+    <w:p>
+      <w:pPr>
+        <w:ind w:left="360"/>
+        <w:rPr>
+          <w:b/>
+          <w:bCs/>
+        </w:rPr>
+      </w:pPr>
+      <w:r>
+        <w:rPr>
+          <w:b/>
+          <w:bCs/>
+        </w:rPr>
+        <w:t xml:space="preserve">Explanation of </w:t>
+      </w:r>
+      <w:proofErr w:type="gramStart"/>
+      <w:r>
+        <w:rPr>
+          <w:b/>
+          <w:bCs/>
+        </w:rPr>
+        <w:t>Files :</w:t>
+      </w:r>
+      <w:proofErr w:type="gramEnd"/>
+      <w:r>
+        <w:rPr>
+          <w:b/>
+          <w:bCs/>
+        </w:rPr>
+        <w:t>-</w:t>
+      </w:r>
+    </w:p>
+    <w:tbl>
+      <w:tblPr>
+        <w:tblStyle w:val="TableGrid"/>
+        <w:tblW w:w="9328" w:type="dxa"/>
+        <w:tblInd w:w="360" w:type="dxa"/>
+        <w:tblLook w:val="04A0" w:firstRow="1" w:lastRow="0" w:firstColumn="1" w:lastColumn="0" w:noHBand="0" w:noVBand="1"/>
+      </w:tblPr>
+      <w:tblGrid>
+        <w:gridCol w:w="4664"/>
+        <w:gridCol w:w="4664"/>
+      </w:tblGrid>
+      <w:tr>
+        <w:trPr>
+          <w:trHeight w:val="468"/>
+        </w:trPr>
+        <w:tc>
+          <w:tcPr>
+            <w:tcW w:w="4664" w:type="dxa"/>
+          </w:tcPr>
+          <w:p>
+            <w:pPr>
+              <w:jc w:val="center"/>
+              <w:rPr>
+                <w:b/>
+                <w:bCs/>
+              </w:rPr>
+            </w:pPr>
+            <w:r>
+              <w:rPr>
+                <w:b/>
+                <w:bCs/>
+              </w:rPr>
+              <w:t>File/Folder</w:t>
+            </w:r>
+          </w:p>
+        </w:tc>
+        <w:tc>
+          <w:tcPr>
+            <w:tcW w:w="4664" w:type="dxa"/>
+          </w:tcPr>
+          <w:p>
+            <w:pPr>
+              <w:jc w:val="center"/>
+              <w:rPr>
+                <w:b/>
+                <w:bCs/>
+              </w:rPr>
+            </w:pPr>
+            <w:r>
+              <w:rPr>
+                <w:b/>
+                <w:bCs/>
+              </w:rPr>
+              <w:t>Purpose</w:t>
+            </w:r>
+          </w:p>
+        </w:tc>
+      </w:tr>
+      <w:tr>
+        <w:trPr>
+          <w:trHeight w:val="683"/>
+        </w:trPr>
+        <w:tc>
+          <w:tcPr>
+            <w:tcW w:w="4664" w:type="dxa"/>
+          </w:tcPr>
+          <w:p>
+            <w:pPr>
+              <w:jc w:val="center"/>
+            </w:pPr>
+            <w:r>
+              <w:t xml:space="preserve">Manage.py </w:t>
+            </w:r>
+          </w:p>
+        </w:tc>
+        <w:tc>
+          <w:tcPr>
+            <w:tcW w:w="4664" w:type="dxa"/>
+          </w:tcPr>
+          <w:p>
+            <w:pPr>
+              <w:jc w:val="center"/>
+            </w:pPr>
+            <w:r>
+              <w:t>Command line utility to manage the Django project</w:t>
+            </w:r>
+          </w:p>
+        </w:tc>
+      </w:tr>
+      <w:tr>
+        <w:trPr>
+          <w:trHeight w:val="710"/>
+        </w:trPr>
+        <w:tc>
+          <w:tcPr>
+            <w:tcW w:w="4664" w:type="dxa"/>
+          </w:tcPr>
+          <w:p>
+            <w:pPr>
+              <w:jc w:val="center"/>
+            </w:pPr>
+            <w:proofErr w:type="spellStart"/>
+            <w:r>
+              <w:t>Myproject</w:t>
+            </w:r>
+            <w:proofErr w:type="spellEnd"/>
+            <w:r>
+              <w:t>/</w:t>
+            </w:r>
+          </w:p>
+        </w:tc>
+        <w:tc>
+          <w:tcPr>
+            <w:tcW w:w="4664" w:type="dxa"/>
+          </w:tcPr>
+          <w:p>
+            <w:pPr>
+              <w:jc w:val="center"/>
+            </w:pPr>
+            <w:r>
+              <w:t>Main project package containing project settings</w:t>
+            </w:r>
+          </w:p>
+        </w:tc>
+      </w:tr>
+      <w:tr>
+        <w:trPr>
+          <w:trHeight w:val="468"/>
+        </w:trPr>
+        <w:tc>
+          <w:tcPr>
+            <w:tcW w:w="4664" w:type="dxa"/>
+          </w:tcPr>
+          <w:p>
+            <w:pPr>
+              <w:jc w:val="center"/>
+            </w:pPr>
+            <w:r>
+              <w:t>__init__.py</w:t>
+            </w:r>
+          </w:p>
+        </w:tc>
+        <w:tc>
+          <w:tcPr>
+            <w:tcW w:w="4664" w:type="dxa"/>
+          </w:tcPr>
+          <w:p>
+            <w:pPr>
+              <w:jc w:val="center"/>
+            </w:pPr>
+            <w:r>
+              <w:t>Make the directory as a python package</w:t>
+            </w:r>
+          </w:p>
+        </w:tc>
+      </w:tr>
+      <w:tr>
+        <w:trPr>
+          <w:trHeight w:val="468"/>
+        </w:trPr>
+        <w:tc>
+          <w:tcPr>
+            <w:tcW w:w="4664" w:type="dxa"/>
+          </w:tcPr>
+          <w:p>
+            <w:pPr>
+              <w:jc w:val="center"/>
+            </w:pPr>
+            <w:r>
+              <w:t>Settings.py</w:t>
+            </w:r>
+          </w:p>
+        </w:tc>
+        <w:tc>
+          <w:tcPr>
+            <w:tcW w:w="4664" w:type="dxa"/>
+          </w:tcPr>
+          <w:p>
+            <w:pPr>
+              <w:jc w:val="center"/>
+            </w:pPr>
+            <w:r>
+              <w:t>Contains project configuration and settings</w:t>
+            </w:r>
+          </w:p>
+        </w:tc>
+      </w:tr>
+      <w:tr>
+        <w:trPr>
+          <w:trHeight w:val="468"/>
+        </w:trPr>
+        <w:tc>
+          <w:tcPr>
+            <w:tcW w:w="4664" w:type="dxa"/>
+          </w:tcPr>
+          <w:p>
+            <w:pPr>
+              <w:jc w:val="center"/>
+            </w:pPr>
+            <w:r>
+              <w:t>Urls.py</w:t>
+            </w:r>
+          </w:p>
+        </w:tc>
+        <w:tc>
+          <w:tcPr>
+            <w:tcW w:w="4664" w:type="dxa"/>
+          </w:tcPr>
+          <w:p>
+            <w:pPr>
+              <w:jc w:val="center"/>
+            </w:pPr>
+            <w:r>
+              <w:t>Define URL routing for the project</w:t>
+            </w:r>
+          </w:p>
+        </w:tc>
+      </w:tr>
+      <w:tr>
+        <w:trPr>
+          <w:trHeight w:val="468"/>
+        </w:trPr>
+        <w:tc>
+          <w:tcPr>
+            <w:tcW w:w="4664" w:type="dxa"/>
+          </w:tcPr>
+          <w:p>
+            <w:pPr>
+              <w:jc w:val="center"/>
+            </w:pPr>
+            <w:r>
+              <w:t>Wsgi.py</w:t>
+            </w:r>
+          </w:p>
+        </w:tc>
+        <w:tc>
+          <w:tcPr>
+            <w:tcW w:w="4664" w:type="dxa"/>
+          </w:tcPr>
+          <w:p>
+            <w:pPr>
+              <w:jc w:val="center"/>
+            </w:pPr>
+            <w:r>
+              <w:t>Entry point for WSGI-compatible web server</w:t>
+            </w:r>
+          </w:p>
+        </w:tc>
+      </w:tr>
+      <w:tr>
+        <w:trPr>
+          <w:trHeight w:val="468"/>
+        </w:trPr>
+        <w:tc>
+          <w:tcPr>
+            <w:tcW w:w="4664" w:type="dxa"/>
+          </w:tcPr>
+          <w:p>
+            <w:pPr>
+              <w:jc w:val="center"/>
+            </w:pPr>
+            <w:r>
+              <w:t>Asgi.py</w:t>
+            </w:r>
+          </w:p>
+        </w:tc>
+        <w:tc>
+          <w:tcPr>
+            <w:tcW w:w="4664" w:type="dxa"/>
+          </w:tcPr>
+          <w:p>
+            <w:pPr>
+              <w:jc w:val="center"/>
+            </w:pPr>
+            <w:r>
+              <w:t>Entry point for ASGI- compatible web server and Async Support</w:t>
+            </w:r>
+          </w:p>
+        </w:tc>
+      </w:tr>
+    </w:tbl>
+    <w:p>
+      <w:pPr>
+        <w:rPr>
+          <w:b/>
+          <w:bCs/>
+        </w:rPr>
+      </w:pPr>
+    </w:p>
+    <w:p>
+      <w:pPr>
+        <w:pStyle w:val="ListParagraph"/>
+        <w:numPr>
+          <w:ilvl w:val="0"/>
+          <w:numId w:val="3"/>
+        </w:numPr>
+        <w:rPr>
+          <w:sz w:val="28"/>
+          <w:szCs w:val="28"/>
+        </w:rPr>
+      </w:pPr>
+      <w:r>
+        <w:t xml:space="preserve"> </w:t>
+      </w:r>
+      <w:r>
+        <w:rPr>
+          <w:sz w:val="28"/>
+          <w:szCs w:val="28"/>
+        </w:rPr>
+        <w:t>Understanding the importance of a virtual environment in Python projects.</w:t>
+      </w:r>
+    </w:p>
+    <w:p>
+      <w:pPr>
+        <w:pStyle w:val="ListParagraph"/>
+        <w:numPr>
+          <w:ilvl w:val="0"/>
+          <w:numId w:val="10"/>
+        </w:numPr>
+        <w:rPr>
+          <w:b/>
+          <w:bCs/>
+          <w:sz w:val="28"/>
+          <w:szCs w:val="28"/>
+        </w:rPr>
+      </w:pPr>
+      <w:r>
+        <w:rPr>
+          <w:b/>
+          <w:bCs/>
+        </w:rPr>
+        <w:t xml:space="preserve">Importance of virtual </w:t>
+      </w:r>
+      <w:proofErr w:type="gramStart"/>
+      <w:r>
+        <w:rPr>
+          <w:b/>
+          <w:bCs/>
+        </w:rPr>
+        <w:t>environment :</w:t>
+      </w:r>
+      <w:proofErr w:type="gramEnd"/>
+      <w:r>
+        <w:rPr>
+          <w:b/>
+          <w:bCs/>
+        </w:rPr>
+        <w:t>-</w:t>
+      </w:r>
+    </w:p>
+    <w:p>
+      <w:pPr>
+        <w:pStyle w:val="ListParagraph"/>
+        <w:numPr>
+          <w:ilvl w:val="0"/>
+          <w:numId w:val="15"/>
+        </w:numPr>
+        <w:rPr>
+          <w:b/>
+          <w:bCs/>
+          <w:sz w:val="28"/>
+          <w:szCs w:val="28"/>
+        </w:rPr>
+      </w:pPr>
+      <w:r>
+        <w:rPr>
+          <w:b/>
+          <w:bCs/>
+        </w:rPr>
+        <w:t xml:space="preserve">Keeps project </w:t>
+      </w:r>
+      <w:proofErr w:type="gramStart"/>
+      <w:r>
+        <w:rPr>
+          <w:b/>
+          <w:bCs/>
+        </w:rPr>
+        <w:t>separate :</w:t>
+      </w:r>
+      <w:proofErr w:type="gramEnd"/>
+      <w:r>
+        <w:rPr>
+          <w:b/>
+          <w:bCs/>
+        </w:rPr>
+        <w:t>-</w:t>
+      </w:r>
+      <w:r>
+        <w:t xml:space="preserve">  each project has </w:t>
+      </w:r>
+      <w:proofErr w:type="spellStart"/>
+      <w:proofErr w:type="gramStart"/>
+      <w:r>
+        <w:t>it’s</w:t>
+      </w:r>
+      <w:proofErr w:type="spellEnd"/>
+      <w:proofErr w:type="gramEnd"/>
+      <w:r>
+        <w:t xml:space="preserve"> own libraries and dependencies.</w:t>
+      </w:r>
+    </w:p>
+    <w:p>
+      <w:pPr>
+        <w:pStyle w:val="ListParagraph"/>
+        <w:numPr>
+          <w:ilvl w:val="0"/>
+          <w:numId w:val="15"/>
+        </w:numPr>
+        <w:rPr>
+          <w:b/>
+          <w:bCs/>
+          <w:sz w:val="28"/>
+          <w:szCs w:val="28"/>
+        </w:rPr>
+      </w:pPr>
+      <w:r>
+        <w:rPr>
+          <w:b/>
+          <w:bCs/>
+        </w:rPr>
+        <w:t xml:space="preserve">Avoid version </w:t>
+      </w:r>
+      <w:proofErr w:type="gramStart"/>
+      <w:r>
+        <w:rPr>
+          <w:b/>
+          <w:bCs/>
+        </w:rPr>
+        <w:t>conflicts :</w:t>
+      </w:r>
+      <w:proofErr w:type="gramEnd"/>
+      <w:r>
+        <w:rPr>
+          <w:sz w:val="28"/>
+          <w:szCs w:val="28"/>
+        </w:rPr>
+        <w:t xml:space="preserve">- </w:t>
+      </w:r>
+      <w:r>
+        <w:t xml:space="preserve">different </w:t>
+      </w:r>
+      <w:r>
+        <w:t>projects can use different package version safely.</w:t>
+      </w:r>
+    </w:p>
+    <w:p>
+      <w:pPr>
+        <w:pStyle w:val="ListParagraph"/>
+        <w:numPr>
+          <w:ilvl w:val="0"/>
+          <w:numId w:val="15"/>
+        </w:numPr>
+        <w:rPr>
+          <w:b/>
+          <w:bCs/>
+          <w:sz w:val="28"/>
+          <w:szCs w:val="28"/>
+        </w:rPr>
+      </w:pPr>
+      <w:r>
+        <w:rPr>
+          <w:b/>
+          <w:bCs/>
+        </w:rPr>
+        <w:t xml:space="preserve">Protects global python </w:t>
+      </w:r>
+      <w:proofErr w:type="gramStart"/>
+      <w:r>
+        <w:rPr>
+          <w:b/>
+          <w:bCs/>
+        </w:rPr>
+        <w:t>installation :</w:t>
+      </w:r>
+      <w:proofErr w:type="gramEnd"/>
+      <w:r>
+        <w:rPr>
+          <w:sz w:val="28"/>
+          <w:szCs w:val="28"/>
+        </w:rPr>
+        <w:t xml:space="preserve">- </w:t>
+      </w:r>
+      <w:r>
+        <w:t>packages are not installed system wide unnecessarily.</w:t>
+      </w:r>
+    </w:p>
+    <w:p>
+      <w:pPr>
+        <w:pStyle w:val="ListParagraph"/>
+        <w:numPr>
+          <w:ilvl w:val="0"/>
+          <w:numId w:val="15"/>
+        </w:numPr>
+        <w:rPr>
+          <w:b/>
+          <w:bCs/>
+          <w:sz w:val="28"/>
+          <w:szCs w:val="28"/>
+        </w:rPr>
+      </w:pPr>
+      <w:r>
+        <w:rPr>
+          <w:b/>
+          <w:bCs/>
+        </w:rPr>
+        <w:t xml:space="preserve">Easy to manage </w:t>
+      </w:r>
+      <w:proofErr w:type="gramStart"/>
+      <w:r>
+        <w:rPr>
+          <w:b/>
+          <w:bCs/>
+        </w:rPr>
+        <w:t>dependencies :</w:t>
+      </w:r>
+      <w:proofErr w:type="gramEnd"/>
+      <w:r>
+        <w:rPr>
+          <w:sz w:val="28"/>
+          <w:szCs w:val="28"/>
+        </w:rPr>
+        <w:t xml:space="preserve">- </w:t>
+      </w:r>
+      <w:r>
+        <w:t>you can install, update and remove packages without affecting other projects.</w:t>
+      </w:r>
+    </w:p>
+    <w:p>
+      <w:pPr>
+        <w:pStyle w:val="ListParagraph"/>
+        <w:numPr>
+          <w:ilvl w:val="0"/>
+          <w:numId w:val="15"/>
+        </w:numPr>
+        <w:rPr>
+          <w:b/>
+          <w:bCs/>
+          <w:sz w:val="28"/>
+          <w:szCs w:val="28"/>
+        </w:rPr>
+      </w:pPr>
+      <w:r>
+        <w:rPr>
+          <w:b/>
+          <w:bCs/>
+        </w:rPr>
+        <w:t xml:space="preserve">Better </w:t>
+      </w:r>
+      <w:proofErr w:type="gramStart"/>
+      <w:r>
+        <w:rPr>
+          <w:b/>
+          <w:bCs/>
+        </w:rPr>
+        <w:t>teamwork :</w:t>
+      </w:r>
+      <w:proofErr w:type="gramEnd"/>
+      <w:r>
+        <w:rPr>
+          <w:sz w:val="28"/>
+          <w:szCs w:val="28"/>
+        </w:rPr>
+        <w:t xml:space="preserve">- </w:t>
+      </w:r>
+      <w:r>
+        <w:t xml:space="preserve">other developers can recreate the same </w:t>
+      </w:r>
+      <w:r>
+        <w:t>environment</w:t>
+      </w:r>
+      <w:r>
+        <w:t xml:space="preserve"> easily.</w:t>
+      </w:r>
+    </w:p>
+    <w:p>
+      <w:pPr>
+        <w:pStyle w:val="ListParagraph"/>
+        <w:numPr>
+          <w:ilvl w:val="0"/>
+          <w:numId w:val="15"/>
+        </w:numPr>
+        <w:rPr>
+          <w:b/>
+          <w:bCs/>
+          <w:sz w:val="28"/>
+          <w:szCs w:val="28"/>
+        </w:rPr>
+      </w:pPr>
+      <w:r>
+        <w:rPr>
+          <w:b/>
+          <w:bCs/>
+        </w:rPr>
+        <w:t xml:space="preserve">Safe for </w:t>
+      </w:r>
+      <w:proofErr w:type="gramStart"/>
+      <w:r>
+        <w:rPr>
+          <w:b/>
+          <w:bCs/>
+        </w:rPr>
+        <w:t>testing :</w:t>
+      </w:r>
+      <w:proofErr w:type="gramEnd"/>
+      <w:r>
+        <w:rPr>
+          <w:sz w:val="28"/>
+          <w:szCs w:val="28"/>
+        </w:rPr>
+        <w:t xml:space="preserve">- </w:t>
+      </w:r>
+      <w:r>
+        <w:t>you can experiment with new packages without breaking your system.</w:t>
+      </w:r>
+    </w:p>
+    <w:p>
+      <w:pPr>
+        <w:pStyle w:val="ListParagraph"/>
+        <w:numPr>
+          <w:ilvl w:val="0"/>
+          <w:numId w:val="15"/>
+        </w:numPr>
+        <w:rPr>
+          <w:b/>
+          <w:bCs/>
+          <w:sz w:val="28"/>
+          <w:szCs w:val="28"/>
+        </w:rPr>
+      </w:pPr>
+      <w:r>
+        <w:rPr>
+          <w:b/>
+          <w:bCs/>
+        </w:rPr>
+        <w:t xml:space="preserve">Professional </w:t>
+      </w:r>
+      <w:proofErr w:type="gramStart"/>
+      <w:r>
+        <w:rPr>
+          <w:b/>
+          <w:bCs/>
+        </w:rPr>
+        <w:t>practice :</w:t>
+      </w:r>
+      <w:proofErr w:type="gramEnd"/>
+      <w:r>
+        <w:rPr>
+          <w:sz w:val="28"/>
+          <w:szCs w:val="28"/>
+        </w:rPr>
+        <w:t xml:space="preserve">- </w:t>
+      </w:r>
+      <w:r>
+        <w:t>widely used in real-world python development.</w:t>
+      </w:r>
+    </w:p>
+    <w:p>
+      <w:pPr>
+        <w:pStyle w:val="ListParagraph"/>
+        <w:rPr>
+          <w:b/>
+          <w:bCs/>
+          <w:sz w:val="28"/>
+          <w:szCs w:val="28"/>
+        </w:rPr>
+      </w:pPr>
+    </w:p>
+    <w:p>
+      <w:pPr>
+        <w:pStyle w:val="ListParagraph"/>
+        <w:numPr>
+          <w:ilvl w:val="0"/>
+          <w:numId w:val="3"/>
+        </w:numPr>
+        <w:rPr>
+          <w:sz w:val="28"/>
+          <w:szCs w:val="28"/>
+        </w:rPr>
+      </w:pPr>
+      <w:r>
+        <w:rPr>
+          <w:sz w:val="28"/>
+          <w:szCs w:val="28"/>
+        </w:rPr>
+        <w:lastRenderedPageBreak/>
+        <w:t xml:space="preserve"> </w:t>
+      </w:r>
+      <w:r>
+        <w:rPr>
+          <w:sz w:val="28"/>
+          <w:szCs w:val="28"/>
+        </w:rPr>
+        <w:t xml:space="preserve">Using </w:t>
+      </w:r>
+      <w:proofErr w:type="spellStart"/>
+      <w:r>
+        <w:rPr>
+          <w:sz w:val="28"/>
+          <w:szCs w:val="28"/>
+        </w:rPr>
+        <w:t>venv</w:t>
+      </w:r>
+      <w:proofErr w:type="spellEnd"/>
+      <w:r>
+        <w:rPr>
+          <w:sz w:val="28"/>
+          <w:szCs w:val="28"/>
+        </w:rPr>
+        <w:t xml:space="preserve"> or </w:t>
+      </w:r>
+      <w:proofErr w:type="spellStart"/>
+      <w:r>
+        <w:rPr>
+          <w:sz w:val="28"/>
+          <w:szCs w:val="28"/>
+        </w:rPr>
+        <w:t>virtualenv</w:t>
+      </w:r>
+      <w:proofErr w:type="spellEnd"/>
+      <w:r>
+        <w:rPr>
+          <w:sz w:val="28"/>
+          <w:szCs w:val="28"/>
+        </w:rPr>
+        <w:t xml:space="preserve"> to create isolated environments.</w:t>
+      </w:r>
+    </w:p>
+    <w:p>
+      <w:pPr>
+        <w:pStyle w:val="ListParagraph"/>
+        <w:numPr>
+          <w:ilvl w:val="0"/>
+          <w:numId w:val="10"/>
+        </w:numPr>
+        <w:rPr>
+          <w:sz w:val="28"/>
+          <w:szCs w:val="28"/>
+        </w:rPr>
+      </w:pPr>
+      <w:proofErr w:type="spellStart"/>
+      <w:r>
+        <w:t>Venv</w:t>
+      </w:r>
+      <w:proofErr w:type="spellEnd"/>
+      <w:r>
+        <w:t xml:space="preserve"> and </w:t>
+      </w:r>
+      <w:proofErr w:type="spellStart"/>
+      <w:r>
+        <w:t>virtualenv</w:t>
+      </w:r>
+      <w:proofErr w:type="spellEnd"/>
+      <w:r>
+        <w:t xml:space="preserve"> are tools used to create isolated python </w:t>
+      </w:r>
+      <w:r>
+        <w:t>environment</w:t>
+      </w:r>
+      <w:r>
+        <w:t xml:space="preserve"> for projects.</w:t>
+      </w:r>
+    </w:p>
+    <w:p>
+      <w:pPr>
+        <w:ind w:left="360"/>
+        <w:rPr>
+          <w:b/>
+          <w:bCs/>
+        </w:rPr>
+      </w:pPr>
+      <w:r>
+        <w:rPr>
+          <w:b/>
+          <w:bCs/>
+        </w:rPr>
+        <w:t xml:space="preserve">Using </w:t>
+      </w:r>
+      <w:proofErr w:type="spellStart"/>
+      <w:proofErr w:type="gramStart"/>
+      <w:r>
+        <w:rPr>
+          <w:b/>
+          <w:bCs/>
+        </w:rPr>
+        <w:t>venv</w:t>
+      </w:r>
+      <w:proofErr w:type="spellEnd"/>
+      <w:r>
+        <w:rPr>
+          <w:b/>
+          <w:bCs/>
+        </w:rPr>
+        <w:t xml:space="preserve"> :</w:t>
+      </w:r>
+      <w:proofErr w:type="gramEnd"/>
+      <w:r>
+        <w:rPr>
+          <w:b/>
+          <w:bCs/>
+        </w:rPr>
+        <w:t>-</w:t>
+      </w:r>
+    </w:p>
+    <w:p>
+      <w:pPr>
+        <w:ind w:left="360"/>
+        <w:rPr>
+          <w:b/>
+          <w:bCs/>
+        </w:rPr>
+      </w:pPr>
+      <w:r>
+        <w:rPr>
+          <w:b/>
+          <w:bCs/>
+        </w:rPr>
+        <w:t xml:space="preserve">Step </w:t>
+      </w:r>
+      <w:proofErr w:type="gramStart"/>
+      <w:r>
+        <w:rPr>
+          <w:b/>
+          <w:bCs/>
+        </w:rPr>
+        <w:t>1:-</w:t>
+      </w:r>
+      <w:proofErr w:type="gramEnd"/>
+      <w:r>
+        <w:rPr>
+          <w:b/>
+          <w:bCs/>
+        </w:rPr>
+        <w:t xml:space="preserve"> create </w:t>
+      </w:r>
+      <w:r>
+        <w:rPr>
+          <w:b/>
+          <w:bCs/>
+        </w:rPr>
+        <w:t>environment</w:t>
+      </w:r>
+      <w:r>
+        <w:rPr>
+          <w:b/>
+          <w:bCs/>
+        </w:rPr>
+        <w:t xml:space="preserve"> </w:t>
+      </w:r>
+    </w:p>
+    <w:p>
+      <w:pPr>
+        <w:ind w:left="360"/>
+      </w:pPr>
+      <w:r>
+        <w:t xml:space="preserve">Python -m </w:t>
+      </w:r>
+      <w:proofErr w:type="spellStart"/>
+      <w:r>
+        <w:t>venv</w:t>
+      </w:r>
+      <w:proofErr w:type="spellEnd"/>
+      <w:r>
+        <w:t xml:space="preserve"> </w:t>
+      </w:r>
+      <w:proofErr w:type="spellStart"/>
+      <w:r>
+        <w:t>myenv</w:t>
+      </w:r>
+      <w:proofErr w:type="spellEnd"/>
+    </w:p>
+    <w:p>
+      <w:pPr>
+        <w:ind w:left="360"/>
+        <w:rPr>
+          <w:b/>
+          <w:bCs/>
+        </w:rPr>
+      </w:pPr>
+      <w:r>
+        <w:rPr>
+          <w:b/>
+          <w:bCs/>
+        </w:rPr>
+        <w:t xml:space="preserve">Step </w:t>
+      </w:r>
+      <w:proofErr w:type="gramStart"/>
+      <w:r>
+        <w:rPr>
+          <w:b/>
+          <w:bCs/>
+        </w:rPr>
+        <w:t>2 :</w:t>
+      </w:r>
+      <w:proofErr w:type="gramEnd"/>
+      <w:r>
+        <w:rPr>
+          <w:b/>
+          <w:bCs/>
+        </w:rPr>
+        <w:t>-</w:t>
+      </w:r>
+      <w:r>
+        <w:rPr>
+          <w:b/>
+          <w:bCs/>
+        </w:rPr>
+        <w:t xml:space="preserve"> </w:t>
+      </w:r>
+      <w:r>
+        <w:rPr>
+          <w:b/>
+          <w:bCs/>
+        </w:rPr>
+        <w:t>Activate Environment</w:t>
+      </w:r>
+    </w:p>
+    <w:p>
+      <w:pPr>
+        <w:ind w:left="360"/>
+      </w:pPr>
+      <w:proofErr w:type="spellStart"/>
+      <w:r>
+        <w:t>Myenv</w:t>
+      </w:r>
+      <w:proofErr w:type="spellEnd"/>
+      <w:r>
+        <w:t>\scripts\activate</w:t>
+      </w:r>
+    </w:p>
+    <w:p/>
+    <w:p>
+      <w:pPr>
+        <w:pStyle w:val="ListParagraph"/>
+        <w:numPr>
+          <w:ilvl w:val="0"/>
+          <w:numId w:val="3"/>
+        </w:numPr>
+        <w:rPr>
+          <w:sz w:val="28"/>
+          <w:szCs w:val="28"/>
+        </w:rPr>
+      </w:pPr>
+      <w:r>
+        <w:t xml:space="preserve"> </w:t>
+      </w:r>
+      <w:r>
+        <w:rPr>
+          <w:sz w:val="28"/>
+          <w:szCs w:val="28"/>
+        </w:rPr>
+        <w:t>Steps to create a Django project and individual apps within the project.</w:t>
+      </w:r>
+    </w:p>
+    <w:p>
+      <w:pPr>
+        <w:pStyle w:val="ListParagraph"/>
+        <w:numPr>
+          <w:ilvl w:val="0"/>
+          <w:numId w:val="10"/>
+        </w:numPr>
+        <w:rPr>
+          <w:sz w:val="28"/>
+          <w:szCs w:val="28"/>
+        </w:rPr>
+      </w:pPr>
+      <w:r>
+        <w:t xml:space="preserve">Below the steps to create a Django </w:t>
+      </w:r>
+      <w:proofErr w:type="gramStart"/>
+      <w:r>
+        <w:t>project :</w:t>
+      </w:r>
+      <w:proofErr w:type="gramEnd"/>
+      <w:r>
+        <w:t>-</w:t>
+      </w:r>
+    </w:p>
+    <w:p>
+      <w:pPr>
+        <w:ind w:left="360"/>
+        <w:rPr>
+          <w:b/>
+          <w:bCs/>
+        </w:rPr>
+      </w:pPr>
+      <w:r>
+        <w:rPr>
+          <w:b/>
+          <w:bCs/>
+        </w:rPr>
+        <w:t xml:space="preserve">Step </w:t>
+      </w:r>
+      <w:proofErr w:type="gramStart"/>
+      <w:r>
+        <w:rPr>
+          <w:b/>
+          <w:bCs/>
+        </w:rPr>
+        <w:t>1 :</w:t>
+      </w:r>
+      <w:proofErr w:type="gramEnd"/>
+      <w:r>
+        <w:rPr>
+          <w:b/>
+          <w:bCs/>
+        </w:rPr>
+        <w:t xml:space="preserve">-  </w:t>
+      </w:r>
+      <w:r>
+        <w:rPr>
+          <w:b/>
+          <w:bCs/>
+        </w:rPr>
+        <w:t>install Django</w:t>
+      </w:r>
+    </w:p>
+    <w:p>
+      <w:pPr>
+        <w:ind w:left="360"/>
+      </w:pPr>
+      <w:r>
+        <w:t xml:space="preserve">Pip install </w:t>
+      </w:r>
+      <w:proofErr w:type="spellStart"/>
+      <w:r>
+        <w:t>django</w:t>
+      </w:r>
+      <w:proofErr w:type="spellEnd"/>
+    </w:p>
+    <w:p>
+      <w:pPr>
+        <w:ind w:left="360"/>
+        <w:rPr>
+          <w:b/>
+          <w:bCs/>
+        </w:rPr>
+      </w:pPr>
+      <w:r>
+        <w:rPr>
+          <w:b/>
+          <w:bCs/>
+        </w:rPr>
+        <w:t xml:space="preserve">Step </w:t>
+      </w:r>
+      <w:proofErr w:type="gramStart"/>
+      <w:r>
+        <w:rPr>
+          <w:b/>
+          <w:bCs/>
+        </w:rPr>
+        <w:t>2 :</w:t>
+      </w:r>
+      <w:proofErr w:type="gramEnd"/>
+      <w:r>
+        <w:rPr>
+          <w:b/>
+          <w:bCs/>
+        </w:rPr>
+        <w:t>- create a Django project</w:t>
+      </w:r>
+    </w:p>
+    <w:p>
+      <w:pPr>
+        <w:ind w:left="360"/>
+      </w:pPr>
+      <w:r>
+        <w:t xml:space="preserve">Py -m Django </w:t>
+      </w:r>
+      <w:proofErr w:type="spellStart"/>
+      <w:r>
+        <w:t>startproject</w:t>
+      </w:r>
+      <w:proofErr w:type="spellEnd"/>
+      <w:r>
+        <w:t xml:space="preserve"> </w:t>
+      </w:r>
+      <w:proofErr w:type="spellStart"/>
+      <w:r>
+        <w:t>myproject</w:t>
+      </w:r>
+      <w:proofErr w:type="spellEnd"/>
+    </w:p>
+    <w:p>
+      <w:pPr>
+        <w:ind w:left="360"/>
+        <w:rPr>
+          <w:b/>
+          <w:bCs/>
+        </w:rPr>
+      </w:pPr>
+      <w:r>
+        <w:rPr>
+          <w:b/>
+          <w:bCs/>
+        </w:rPr>
+        <w:t xml:space="preserve">Step </w:t>
+      </w:r>
+      <w:proofErr w:type="gramStart"/>
+      <w:r>
+        <w:rPr>
+          <w:b/>
+          <w:bCs/>
+        </w:rPr>
+        <w:t>3 :</w:t>
+      </w:r>
+      <w:proofErr w:type="gramEnd"/>
+      <w:r>
+        <w:rPr>
+          <w:b/>
+          <w:bCs/>
+        </w:rPr>
+        <w:t>- Move into project folder</w:t>
+      </w:r>
+    </w:p>
+    <w:p>
+      <w:pPr>
+        <w:ind w:left="360"/>
+      </w:pPr>
+      <w:r>
+        <w:t xml:space="preserve">cd </w:t>
+      </w:r>
+      <w:proofErr w:type="spellStart"/>
+      <w:r>
+        <w:t>myproject</w:t>
+      </w:r>
+      <w:proofErr w:type="spellEnd"/>
+    </w:p>
+    <w:p>
+      <w:pPr>
+        <w:ind w:left="360"/>
+        <w:rPr>
+          <w:b/>
+          <w:bCs/>
+        </w:rPr>
+      </w:pPr>
+      <w:r>
+        <w:rPr>
+          <w:b/>
+          <w:bCs/>
+        </w:rPr>
+        <w:t xml:space="preserve">Step </w:t>
+      </w:r>
+      <w:proofErr w:type="gramStart"/>
+      <w:r>
+        <w:rPr>
+          <w:b/>
+          <w:bCs/>
+        </w:rPr>
+        <w:t>4 :</w:t>
+      </w:r>
+      <w:proofErr w:type="gramEnd"/>
+      <w:r>
+        <w:rPr>
+          <w:b/>
+          <w:bCs/>
+        </w:rPr>
+        <w:t>- run the server</w:t>
+      </w:r>
+    </w:p>
+    <w:p>
+      <w:pPr>
+        <w:ind w:left="360"/>
+      </w:pPr>
+      <w:proofErr w:type="spellStart"/>
+      <w:r>
+        <w:t>py</w:t>
+      </w:r>
+      <w:proofErr w:type="spellEnd"/>
+      <w:r>
+        <w:t xml:space="preserve"> manage.py </w:t>
+      </w:r>
+      <w:proofErr w:type="spellStart"/>
+      <w:r>
+        <w:t>runserver</w:t>
+      </w:r>
+      <w:proofErr w:type="spellEnd"/>
+    </w:p>
+    <w:p>
+      <w:pPr>
+        <w:ind w:left="360"/>
+        <w:rPr>
+          <w:b/>
+          <w:bCs/>
+        </w:rPr>
+      </w:pPr>
+      <w:r>
+        <w:rPr>
+          <w:b/>
+          <w:bCs/>
+        </w:rPr>
+        <w:t xml:space="preserve">Step </w:t>
+      </w:r>
+      <w:proofErr w:type="gramStart"/>
+      <w:r>
+        <w:rPr>
+          <w:b/>
+          <w:bCs/>
+        </w:rPr>
+        <w:t>5 :</w:t>
+      </w:r>
+      <w:proofErr w:type="gramEnd"/>
+      <w:r>
+        <w:rPr>
+          <w:b/>
+          <w:bCs/>
+        </w:rPr>
+        <w:t xml:space="preserve">- </w:t>
+      </w:r>
+      <w:proofErr w:type="gramStart"/>
+      <w:r>
+        <w:rPr>
+          <w:b/>
+          <w:bCs/>
+        </w:rPr>
+        <w:t>create  a</w:t>
+      </w:r>
+      <w:proofErr w:type="gramEnd"/>
+      <w:r>
+        <w:rPr>
+          <w:b/>
+          <w:bCs/>
+        </w:rPr>
+        <w:t xml:space="preserve"> Django app </w:t>
+      </w:r>
+    </w:p>
+    <w:p>
+      <w:pPr>
+        <w:ind w:left="360"/>
+      </w:pPr>
+      <w:r>
+        <w:t xml:space="preserve">Py manage.py </w:t>
+      </w:r>
+      <w:proofErr w:type="spellStart"/>
+      <w:r>
+        <w:t>startapp</w:t>
+      </w:r>
+      <w:proofErr w:type="spellEnd"/>
+      <w:r>
+        <w:t xml:space="preserve"> </w:t>
+      </w:r>
+      <w:proofErr w:type="spellStart"/>
+      <w:r>
+        <w:t>myapp</w:t>
+      </w:r>
+      <w:proofErr w:type="spellEnd"/>
+    </w:p>
+    <w:p>
+      <w:pPr>
+        <w:ind w:left="360"/>
+        <w:rPr>
+          <w:b/>
+          <w:bCs/>
+        </w:rPr>
+      </w:pPr>
+      <w:r>
+        <w:rPr>
+          <w:b/>
+          <w:bCs/>
+        </w:rPr>
+        <w:t xml:space="preserve">Step </w:t>
+      </w:r>
+      <w:proofErr w:type="gramStart"/>
+      <w:r>
+        <w:rPr>
+          <w:b/>
+          <w:bCs/>
+        </w:rPr>
+        <w:t>6 :</w:t>
+      </w:r>
+      <w:proofErr w:type="gramEnd"/>
+      <w:r>
+        <w:rPr>
+          <w:b/>
+          <w:bCs/>
+        </w:rPr>
+        <w:t>- register the app</w:t>
+      </w:r>
+    </w:p>
+    <w:p>
+      <w:pPr>
+        <w:ind w:left="360"/>
+      </w:pPr>
+      <w:proofErr w:type="spellStart"/>
+      <w:r>
+        <w:t>Installed_apps</w:t>
+      </w:r>
+      <w:proofErr w:type="spellEnd"/>
+      <w:r>
+        <w:t xml:space="preserve"> = [</w:t>
+      </w:r>
+    </w:p>
+    <w:p>
+      <w:pPr>
+        <w:ind w:left="360"/>
+      </w:pPr>
+      <w:r>
+        <w:tab/>
+        <w:t>‘</w:t>
+      </w:r>
+      <w:proofErr w:type="spellStart"/>
+      <w:r>
+        <w:t>myapp</w:t>
+      </w:r>
+      <w:proofErr w:type="spellEnd"/>
+      <w:r>
+        <w:t>’</w:t>
+      </w:r>
+    </w:p>
+    <w:p>
+      <w:pPr>
+        <w:ind w:left="360"/>
+      </w:pPr>
+      <w:r>
+        <w:t>]</w:t>
+      </w:r>
+    </w:p>
+    <w:p>
+      <w:pPr>
+        <w:ind w:left="360"/>
+        <w:rPr>
+          <w:b/>
+          <w:bCs/>
+        </w:rPr>
+      </w:pPr>
+      <w:r>
+        <w:rPr>
+          <w:b/>
+          <w:bCs/>
+        </w:rPr>
+        <w:t xml:space="preserve">Step </w:t>
+      </w:r>
+      <w:proofErr w:type="gramStart"/>
+      <w:r>
+        <w:rPr>
+          <w:b/>
+          <w:bCs/>
+        </w:rPr>
+        <w:t>7 :</w:t>
+      </w:r>
+      <w:proofErr w:type="gramEnd"/>
+      <w:r>
+        <w:rPr>
+          <w:b/>
+          <w:bCs/>
+        </w:rPr>
+        <w:t>- create views in app</w:t>
+      </w:r>
+    </w:p>
+    <w:p>
+      <w:pPr>
+        <w:ind w:left="360"/>
+      </w:pPr>
+      <w:r>
+        <w:t>Def index(request):</w:t>
+      </w:r>
+    </w:p>
+    <w:p>
+      <w:pPr>
+        <w:ind w:left="360"/>
+      </w:pPr>
+      <w:r>
+        <w:lastRenderedPageBreak/>
+        <w:tab/>
+        <w:t>Return render(request</w:t>
+      </w:r>
+      <w:proofErr w:type="gramStart"/>
+      <w:r>
+        <w:t>,”index.html</w:t>
+      </w:r>
+      <w:proofErr w:type="gramEnd"/>
+      <w:r>
+        <w:t>”)</w:t>
+      </w:r>
+    </w:p>
+    <w:p>
+      <w:pPr>
+        <w:ind w:left="360"/>
+        <w:rPr>
+          <w:b/>
+          <w:bCs/>
+        </w:rPr>
+      </w:pPr>
+      <w:r>
+        <w:rPr>
+          <w:b/>
+          <w:bCs/>
+        </w:rPr>
+        <w:t xml:space="preserve">Step </w:t>
+      </w:r>
+      <w:proofErr w:type="gramStart"/>
+      <w:r>
+        <w:rPr>
+          <w:b/>
+          <w:bCs/>
+        </w:rPr>
+        <w:t>8 :</w:t>
+      </w:r>
+      <w:proofErr w:type="gramEnd"/>
+      <w:r>
+        <w:rPr>
+          <w:b/>
+          <w:bCs/>
+        </w:rPr>
+        <w:t xml:space="preserve">- create a urls.py file in the </w:t>
+      </w:r>
+      <w:proofErr w:type="spellStart"/>
+      <w:r>
+        <w:rPr>
+          <w:b/>
+          <w:bCs/>
+        </w:rPr>
+        <w:t>myapp</w:t>
+      </w:r>
+      <w:proofErr w:type="spellEnd"/>
+      <w:r>
+        <w:rPr>
+          <w:b/>
+          <w:bCs/>
+        </w:rPr>
+        <w:t xml:space="preserve"> folder</w:t>
+      </w:r>
+    </w:p>
+    <w:p>
+      <w:pPr>
+        <w:ind w:left="360"/>
+      </w:pPr>
+      <w:r>
+        <w:t xml:space="preserve">From </w:t>
+      </w:r>
+      <w:proofErr w:type="spellStart"/>
+      <w:r>
+        <w:t>Django.urls</w:t>
+      </w:r>
+      <w:proofErr w:type="spellEnd"/>
+      <w:r>
+        <w:t xml:space="preserve"> import path</w:t>
+      </w:r>
+    </w:p>
+    <w:p>
+      <w:pPr>
+        <w:ind w:left="360"/>
+      </w:pPr>
+      <w:r>
+        <w:t xml:space="preserve">From </w:t>
+      </w:r>
+      <w:proofErr w:type="spellStart"/>
+      <w:proofErr w:type="gramStart"/>
+      <w:r>
+        <w:t>myapp.views</w:t>
+      </w:r>
+      <w:proofErr w:type="spellEnd"/>
+      <w:proofErr w:type="gramEnd"/>
+      <w:r>
+        <w:t xml:space="preserve"> import *</w:t>
+      </w:r>
+    </w:p>
+    <w:p>
+      <w:pPr>
+        <w:ind w:left="360"/>
+      </w:pPr>
+      <w:proofErr w:type="spellStart"/>
+      <w:r>
+        <w:t>Urlpatterns</w:t>
+      </w:r>
+      <w:proofErr w:type="spellEnd"/>
+      <w:r>
+        <w:t xml:space="preserve"> = [</w:t>
+      </w:r>
+    </w:p>
+    <w:p>
+      <w:pPr>
+        <w:ind w:left="360"/>
+      </w:pPr>
+      <w:r>
+        <w:tab/>
+        <w:t>Path(“</w:t>
+      </w:r>
+      <w:proofErr w:type="gramStart"/>
+      <w:r>
+        <w:t>”,</w:t>
+      </w:r>
+      <w:proofErr w:type="spellStart"/>
+      <w:r>
+        <w:t>index</w:t>
+      </w:r>
+      <w:proofErr w:type="gramEnd"/>
+      <w:r>
+        <w:t>,name</w:t>
+      </w:r>
+      <w:proofErr w:type="spellEnd"/>
+      <w:proofErr w:type="gramStart"/>
+      <w:r>
+        <w:t>=”index</w:t>
+      </w:r>
+      <w:proofErr w:type="gramEnd"/>
+      <w:r>
+        <w:t>”)</w:t>
+      </w:r>
+    </w:p>
+    <w:p>
+      <w:pPr>
+        <w:ind w:left="360"/>
+      </w:pPr>
+      <w:r>
+        <w:t>]</w:t>
+      </w:r>
+    </w:p>
+    <w:p>
+      <w:pPr>
+        <w:ind w:left="360"/>
+        <w:rPr>
+          <w:b/>
+          <w:bCs/>
+        </w:rPr>
+      </w:pPr>
+      <w:r>
+        <w:rPr>
+          <w:b/>
+          <w:bCs/>
+        </w:rPr>
+        <w:t xml:space="preserve">Step </w:t>
+      </w:r>
+      <w:proofErr w:type="gramStart"/>
+      <w:r>
+        <w:rPr>
+          <w:b/>
+          <w:bCs/>
+        </w:rPr>
+        <w:t>9 :</w:t>
+      </w:r>
+      <w:proofErr w:type="gramEnd"/>
+      <w:r>
+        <w:rPr>
+          <w:b/>
+          <w:bCs/>
+        </w:rPr>
+        <w:t xml:space="preserve">- connect APP </w:t>
+      </w:r>
+      <w:proofErr w:type="spellStart"/>
+      <w:r>
+        <w:rPr>
+          <w:b/>
+          <w:bCs/>
+        </w:rPr>
+        <w:t>urls</w:t>
+      </w:r>
+      <w:proofErr w:type="spellEnd"/>
+      <w:r>
+        <w:rPr>
+          <w:b/>
+          <w:bCs/>
+        </w:rPr>
+        <w:t xml:space="preserve"> to project URLs.</w:t>
+      </w:r>
+    </w:p>
+    <w:p>
+      <w:pPr>
+        <w:ind w:left="360"/>
+      </w:pPr>
+      <w:r>
+        <w:t xml:space="preserve">from </w:t>
+      </w:r>
+      <w:proofErr w:type="spellStart"/>
+      <w:proofErr w:type="gramStart"/>
+      <w:r>
+        <w:t>django.urls</w:t>
+      </w:r>
+      <w:proofErr w:type="spellEnd"/>
+      <w:proofErr w:type="gramEnd"/>
+      <w:r>
+        <w:t xml:space="preserve"> import path, include</w:t>
+      </w:r>
+    </w:p>
+    <w:p>
+      <w:pPr>
+        <w:ind w:left="360"/>
+      </w:pPr>
+    </w:p>
+    <w:p>
+      <w:pPr>
+        <w:ind w:left="360"/>
+      </w:pPr>
+      <w:proofErr w:type="spellStart"/>
+      <w:r>
+        <w:t>urlpatterns</w:t>
+      </w:r>
+      <w:proofErr w:type="spellEnd"/>
+      <w:r>
+        <w:t xml:space="preserve"> = [</w:t>
+      </w:r>
+    </w:p>
+    <w:p>
+      <w:pPr>
+        <w:ind w:left="360"/>
+      </w:pPr>
+      <w:r>
+        <w:t xml:space="preserve">    </w:t>
+      </w:r>
+      <w:proofErr w:type="gramStart"/>
+      <w:r>
+        <w:t>path(</w:t>
+      </w:r>
+      <w:proofErr w:type="gramEnd"/>
+      <w:r>
+        <w:t>'', include('</w:t>
+      </w:r>
+      <w:proofErr w:type="spellStart"/>
+      <w:proofErr w:type="gramStart"/>
+      <w:r>
+        <w:t>myapp.urls</w:t>
+      </w:r>
+      <w:proofErr w:type="spellEnd"/>
+      <w:proofErr w:type="gramEnd"/>
+      <w:r>
+        <w:t>')),</w:t>
+      </w:r>
+    </w:p>
+    <w:p>
+      <w:pPr>
+        <w:ind w:left="360"/>
+      </w:pPr>
+      <w:r>
+        <w:t>]</w:t>
+      </w:r>
+      <w:r>
+        <w:t xml:space="preserve"> </w:t>
+      </w:r>
+    </w:p>
+    <w:p>
+      <w:pPr>
+        <w:pStyle w:val="ListParagraph"/>
+        <w:numPr>
+          <w:ilvl w:val="0"/>
+          <w:numId w:val="3"/>
+        </w:numPr>
+        <w:rPr>
+          <w:sz w:val="28"/>
+          <w:szCs w:val="28"/>
+        </w:rPr>
+      </w:pPr>
+      <w:r>
+        <w:t xml:space="preserve"> </w:t>
+      </w:r>
+      <w:r>
+        <w:rPr>
+          <w:sz w:val="28"/>
+          <w:szCs w:val="28"/>
+        </w:rPr>
+        <w:t>Understanding the role of manage.py, urls.py, and views.py.</w:t>
+      </w:r>
+    </w:p>
+    <w:p>
+      <w:pPr>
+        <w:pStyle w:val="ListParagraph"/>
+        <w:numPr>
+          <w:ilvl w:val="0"/>
+          <w:numId w:val="10"/>
+        </w:numPr>
+        <w:rPr>
+          <w:sz w:val="28"/>
+          <w:szCs w:val="28"/>
+        </w:rPr>
+      </w:pPr>
+      <w:r>
+        <w:t xml:space="preserve">Below the role of </w:t>
+      </w:r>
+      <w:proofErr w:type="spellStart"/>
+      <w:r>
+        <w:t>of</w:t>
+      </w:r>
+      <w:proofErr w:type="spellEnd"/>
+      <w:r>
+        <w:t xml:space="preserve"> some files </w:t>
+      </w:r>
+    </w:p>
+    <w:p>
+      <w:pPr>
+        <w:pStyle w:val="ListParagraph"/>
+        <w:numPr>
+          <w:ilvl w:val="0"/>
+          <w:numId w:val="16"/>
+        </w:numPr>
+        <w:rPr>
+          <w:sz w:val="28"/>
+          <w:szCs w:val="28"/>
+        </w:rPr>
+      </w:pPr>
+      <w:proofErr w:type="gramStart"/>
+      <w:r>
+        <w:rPr>
+          <w:b/>
+          <w:bCs/>
+        </w:rPr>
+        <w:t>Manage.py :</w:t>
+      </w:r>
+      <w:proofErr w:type="gramEnd"/>
+      <w:r>
+        <w:rPr>
+          <w:b/>
+          <w:bCs/>
+        </w:rPr>
+        <w:t>-</w:t>
+      </w:r>
+    </w:p>
+    <w:p>
+      <w:pPr>
+        <w:pStyle w:val="ListParagraph"/>
+        <w:numPr>
+          <w:ilvl w:val="0"/>
+          <w:numId w:val="17"/>
+        </w:numPr>
+      </w:pPr>
+      <w:r>
+        <w:t>Used to manage and control the Django project from the command line.</w:t>
+      </w:r>
+    </w:p>
+    <w:p>
+      <w:pPr>
+        <w:pStyle w:val="ListParagraph"/>
+        <w:numPr>
+          <w:ilvl w:val="0"/>
+          <w:numId w:val="17"/>
+        </w:numPr>
+      </w:pPr>
+      <w:r>
+        <w:t xml:space="preserve">Common </w:t>
+      </w:r>
+      <w:proofErr w:type="gramStart"/>
+      <w:r>
+        <w:t>uses :</w:t>
+      </w:r>
+      <w:proofErr w:type="gramEnd"/>
+      <w:r>
+        <w:t xml:space="preserve">- </w:t>
+      </w:r>
+    </w:p>
+    <w:p>
+      <w:pPr>
+        <w:pStyle w:val="ListParagraph"/>
+      </w:pPr>
+      <w:r>
+        <w:t>run server</w:t>
+      </w:r>
+    </w:p>
+    <w:p>
+      <w:pPr>
+        <w:pStyle w:val="ListParagraph"/>
+      </w:pPr>
+      <w:r>
+        <w:t>create apps</w:t>
+      </w:r>
+    </w:p>
+    <w:p>
+      <w:pPr>
+        <w:pStyle w:val="ListParagraph"/>
+      </w:pPr>
+      <w:r>
+        <w:t xml:space="preserve">Apply migrations </w:t>
+      </w:r>
+    </w:p>
+    <w:p>
+      <w:pPr>
+        <w:rPr>
+          <w:b/>
+          <w:bCs/>
+        </w:rPr>
+      </w:pPr>
+      <w:r>
+        <w:tab/>
+      </w:r>
+      <w:proofErr w:type="gramStart"/>
+      <w:r>
+        <w:rPr>
+          <w:b/>
+          <w:bCs/>
+        </w:rPr>
+        <w:t>Example :</w:t>
+      </w:r>
+      <w:proofErr w:type="gramEnd"/>
+      <w:r>
+        <w:rPr>
+          <w:b/>
+          <w:bCs/>
+        </w:rPr>
+        <w:t>-</w:t>
+      </w:r>
+    </w:p>
+    <w:p>
+      <w:r>
+        <w:rPr>
+          <w:b/>
+          <w:bCs/>
+        </w:rPr>
+        <w:tab/>
+      </w:r>
+      <w:r>
+        <w:t xml:space="preserve">Py manage.py </w:t>
+      </w:r>
+      <w:proofErr w:type="spellStart"/>
+      <w:r>
+        <w:t>runserver</w:t>
+      </w:r>
+      <w:proofErr w:type="spellEnd"/>
+    </w:p>
+    <w:p>
+      <w:pPr>
+        <w:pStyle w:val="ListParagraph"/>
+        <w:numPr>
+          <w:ilvl w:val="0"/>
+          <w:numId w:val="16"/>
+        </w:numPr>
+        <w:rPr>
+          <w:b/>
+          <w:bCs/>
+        </w:rPr>
+      </w:pPr>
+      <w:proofErr w:type="gramStart"/>
+      <w:r>
+        <w:rPr>
+          <w:b/>
+          <w:bCs/>
+        </w:rPr>
+        <w:t>Urls.py :</w:t>
+      </w:r>
+      <w:proofErr w:type="gramEnd"/>
+      <w:r>
+        <w:rPr>
+          <w:b/>
+          <w:bCs/>
+        </w:rPr>
+        <w:t>-</w:t>
+      </w:r>
+    </w:p>
+    <w:p>
+      <w:pPr>
+        <w:pStyle w:val="ListParagraph"/>
+        <w:numPr>
+          <w:ilvl w:val="0"/>
+          <w:numId w:val="18"/>
+        </w:numPr>
+        <w:rPr>
+          <w:b/>
+          <w:bCs/>
+        </w:rPr>
+      </w:pPr>
+      <w:r>
+        <w:t>Handle URL routing in Django.</w:t>
+      </w:r>
+    </w:p>
+    <w:p>
+      <w:pPr>
+        <w:pStyle w:val="ListParagraph"/>
+        <w:numPr>
+          <w:ilvl w:val="0"/>
+          <w:numId w:val="18"/>
+        </w:numPr>
+        <w:rPr>
+          <w:b/>
+          <w:bCs/>
+        </w:rPr>
+      </w:pPr>
+      <w:r>
+        <w:t>It connects websites URLs to specific functions or pages</w:t>
+      </w:r>
+      <w:r>
+        <w:t>.</w:t>
+      </w:r>
+    </w:p>
+    <w:p>
+      <w:pPr>
+        <w:pStyle w:val="ListParagraph"/>
+      </w:pPr>
+    </w:p>
+    <w:p>
+      <w:pPr>
+        <w:pStyle w:val="ListParagraph"/>
+      </w:pPr>
+      <w:proofErr w:type="spellStart"/>
+      <w:proofErr w:type="gramStart"/>
+      <w:r>
+        <w:t>Exmaple</w:t>
+      </w:r>
+      <w:proofErr w:type="spellEnd"/>
+      <w:r>
+        <w:t xml:space="preserve"> :</w:t>
+      </w:r>
+      <w:proofErr w:type="gramEnd"/>
+      <w:r>
+        <w:t>-</w:t>
+      </w:r>
+    </w:p>
+    <w:p>
+      <w:pPr>
+        <w:pStyle w:val="ListParagraph"/>
+      </w:pPr>
+    </w:p>
+    <w:p>
+      <w:pPr>
+        <w:pStyle w:val="ListParagraph"/>
+      </w:pPr>
+      <w:r>
+        <w:t xml:space="preserve">from </w:t>
+      </w:r>
+      <w:proofErr w:type="spellStart"/>
+      <w:proofErr w:type="gramStart"/>
+      <w:r>
+        <w:t>django.urls</w:t>
+      </w:r>
+      <w:proofErr w:type="spellEnd"/>
+      <w:proofErr w:type="gramEnd"/>
+      <w:r>
+        <w:t xml:space="preserve"> import path</w:t>
+      </w:r>
+    </w:p>
+    <w:p>
+      <w:pPr>
+        <w:pStyle w:val="ListParagraph"/>
+      </w:pPr>
+      <w:proofErr w:type="gramStart"/>
+      <w:r>
+        <w:lastRenderedPageBreak/>
+        <w:t>from .</w:t>
+      </w:r>
+      <w:proofErr w:type="gramEnd"/>
+      <w:r>
+        <w:t xml:space="preserve"> import views</w:t>
+      </w:r>
+    </w:p>
+    <w:p>
+      <w:pPr>
+        <w:pStyle w:val="ListParagraph"/>
+      </w:pPr>
+    </w:p>
+    <w:p>
+      <w:pPr>
+        <w:pStyle w:val="ListParagraph"/>
+      </w:pPr>
+      <w:proofErr w:type="spellStart"/>
+      <w:r>
+        <w:t>urlpatterns</w:t>
+      </w:r>
+      <w:proofErr w:type="spellEnd"/>
+      <w:r>
+        <w:t xml:space="preserve"> = [</w:t>
+      </w:r>
+    </w:p>
+    <w:p>
+      <w:pPr>
+        <w:pStyle w:val="ListParagraph"/>
+      </w:pPr>
+      <w:r>
+        <w:t xml:space="preserve">    </w:t>
+      </w:r>
+      <w:proofErr w:type="gramStart"/>
+      <w:r>
+        <w:t>path(</w:t>
+      </w:r>
+      <w:proofErr w:type="gramEnd"/>
+      <w:r>
+        <w:t xml:space="preserve">'', </w:t>
+      </w:r>
+      <w:proofErr w:type="spellStart"/>
+      <w:proofErr w:type="gramStart"/>
+      <w:r>
+        <w:t>views.home</w:t>
+      </w:r>
+      <w:proofErr w:type="spellEnd"/>
+      <w:proofErr w:type="gramEnd"/>
+      <w:r>
+        <w:t>),</w:t>
+      </w:r>
+    </w:p>
+    <w:p>
+      <w:pPr>
+        <w:pStyle w:val="ListParagraph"/>
+      </w:pPr>
+      <w:r>
+        <w:t>]</w:t>
+      </w:r>
+    </w:p>
+    <w:p>
+      <w:pPr>
+        <w:pStyle w:val="ListParagraph"/>
+      </w:pPr>
+    </w:p>
+    <w:p>
+      <w:pPr>
+        <w:pStyle w:val="ListParagraph"/>
+        <w:numPr>
+          <w:ilvl w:val="0"/>
+          <w:numId w:val="16"/>
+        </w:numPr>
+        <w:rPr>
+          <w:b/>
+          <w:bCs/>
+        </w:rPr>
+      </w:pPr>
+      <w:proofErr w:type="gramStart"/>
+      <w:r>
+        <w:rPr>
+          <w:b/>
+          <w:bCs/>
+        </w:rPr>
+        <w:t>Views.py</w:t>
+      </w:r>
+      <w:r>
+        <w:rPr>
+          <w:b/>
+          <w:bCs/>
+        </w:rPr>
+        <w:t xml:space="preserve"> :</w:t>
+      </w:r>
+      <w:proofErr w:type="gramEnd"/>
+      <w:r>
+        <w:rPr>
+          <w:b/>
+          <w:bCs/>
+        </w:rPr>
+        <w:t>-</w:t>
+      </w:r>
+    </w:p>
+    <w:p>
+      <w:pPr>
+        <w:pStyle w:val="ListParagraph"/>
+        <w:numPr>
+          <w:ilvl w:val="0"/>
+          <w:numId w:val="19"/>
+        </w:numPr>
+        <w:rPr>
+          <w:b/>
+          <w:bCs/>
+        </w:rPr>
+      </w:pPr>
+      <w:r>
+        <w:t>Contain the logic of the applications</w:t>
+      </w:r>
+    </w:p>
+    <w:p>
+      <w:pPr>
+        <w:pStyle w:val="ListParagraph"/>
+        <w:numPr>
+          <w:ilvl w:val="0"/>
+          <w:numId w:val="19"/>
+        </w:numPr>
+        <w:rPr>
+          <w:b/>
+          <w:bCs/>
+        </w:rPr>
+      </w:pPr>
+      <w:r>
+        <w:t xml:space="preserve">View receives request and </w:t>
+      </w:r>
+      <w:proofErr w:type="gramStart"/>
+      <w:r>
+        <w:t>return</w:t>
+      </w:r>
+      <w:proofErr w:type="gramEnd"/>
+      <w:r>
+        <w:t xml:space="preserve"> response </w:t>
+      </w:r>
+    </w:p>
+    <w:p>
+      <w:pPr>
+        <w:ind w:left="410"/>
+        <w:rPr>
+          <w:b/>
+          <w:bCs/>
+        </w:rPr>
+      </w:pPr>
+      <w:proofErr w:type="gramStart"/>
+      <w:r>
+        <w:rPr>
+          <w:b/>
+          <w:bCs/>
+        </w:rPr>
+        <w:t>Example :</w:t>
+      </w:r>
+      <w:proofErr w:type="gramEnd"/>
+      <w:r>
+        <w:rPr>
+          <w:b/>
+          <w:bCs/>
+        </w:rPr>
+        <w:t>-</w:t>
+      </w:r>
+    </w:p>
+    <w:p>
+      <w:pPr>
+        <w:ind w:left="360"/>
+      </w:pPr>
+      <w:r>
+        <w:t>Def index(request):</w:t>
+      </w:r>
+    </w:p>
+    <w:p>
+      <w:pPr>
+        <w:ind w:left="360"/>
+      </w:pPr>
+      <w:r>
+        <w:tab/>
+        <w:t>Return render(request</w:t>
+      </w:r>
+      <w:proofErr w:type="gramStart"/>
+      <w:r>
+        <w:t>,”index.html</w:t>
+      </w:r>
+      <w:proofErr w:type="gramEnd"/>
+      <w:r>
+        <w:t>”)</w:t>
+      </w:r>
+    </w:p>
+    <w:p>
+      <w:pPr>
+        <w:ind w:left="410"/>
+      </w:pPr>
     </w:p>
     <w:sectPr>
       <w:pgSz w:w="12240" w:h="15840"/>
@@ -1472,6 +4644,119 @@
 <file path=word/numbering.xml><?xml version="1.0" encoding="utf-8"?>
 <w:numbering xmlns:wpc="http://schemas.microsoft.com/office/word/2010/wordprocessingCanvas" xmlns:cx="http://schemas.microsoft.com/office/drawing/2014/chartex" xmlns:cx1="http://schemas.microsoft.com/office/drawing/2015/9/8/chartex" xmlns:cx2="http://schemas.microsoft.com/office/drawing/2015/10/21/chartex" xmlns:cx3="http://schemas.microsoft.com/office/drawing/2016/5/9/chartex" xmlns:cx4="http://schemas.microsoft.com/office/drawing/2016/5/10/chartex" xmlns:cx5="http://schemas.microsoft.com/office/drawing/2016/5/11/chartex" xmlns:cx6="http://schemas.microsoft.com/office/drawing/2016/5/12/chartex" xmlns:cx7="http://schemas.microsoft.com/office/drawing/2016/5/13/chartex" xmlns:cx8="http://schemas.microsoft.com/office/drawing/2016/5/14/chartex" xmlns:mc="http://schemas.openxmlformats.org/markup-compatibility/2006" xmlns:aink="http://schemas.microsoft.com/office/drawing/2016/ink" xmlns:am3d="http://schemas.microsoft.com/office/drawing/2017/model3d" xmlns:o="urn:schemas-microsoft-com:office:office" xmlns:oel="http://schemas.microsoft.com/office/2019/extlst" xmlns:r="http://schemas.openxmlformats.org/officeDocument/2006/relationships" xmlns:m="http://schemas.openxmlformats.org/officeDocument/2006/math" xmlns:v="urn:schemas-microsoft-com:vml" xmlns:wp14="http://schemas.microsoft.com/office/word/2010/wordprocessingDrawing" xmlns:wp="http://schemas.openxmlformats.org/drawingml/2006/wordprocessingDrawing" xmlns:w10="urn:schemas-microsoft-com:office:word" xmlns:w="http://schemas.openxmlformats.org/wordprocessingml/2006/main" xmlns:w14="http://schemas.microsoft.com/office/word/2010/wordml" xmlns:w15="http://schemas.microsoft.com/office/word/2012/wordml" xmlns:w16cex="http://schemas.microsoft.com/office/word/2018/wordml/cex" xmlns:w16cid="http://schemas.microsoft.com/office/word/2016/wordml/cid" xmlns:w16="http://schemas.microsoft.com/office/word/2018/wordml" xmlns:w16du="http://schemas.microsoft.com/office/word/2023/wordml/word16du" xmlns:w16sdtdh="http://schemas.microsoft.com/office/word/2020/wordml/sdtdatahash" xmlns:w16sdtfl="http://schemas.microsoft.com/office/word/2024/wordml/sdtformatlock" xmlns:w16se="http://schemas.microsoft.com/office/word/2015/wordml/symex" xmlns:wpg="http://schemas.microsoft.com/office/word/2010/wordprocessingGroup" xmlns:wpi="http://schemas.microsoft.com/office/word/2010/wordprocessingInk" xmlns:wne="http://schemas.microsoft.com/office/word/2006/wordml" xmlns:wps="http://schemas.microsoft.com/office/word/2010/wordprocessingShape" mc:Ignorable="w14 w15 w16se w16cid w16 w16cex w16sdtdh w16sdtfl w16du wp14">
   <w:abstractNum w:abstractNumId="0" w15:restartNumberingAfterBreak="0">
+    <w:nsid w:val="100368B5"/>
+    <w:multiLevelType w:val="hybridMultilevel"/>
+    <w:tmpl w:val="7E3666C2"/>
+    <w:lvl w:ilvl="0" w:tplc="0409000D">
+      <w:start w:val="1"/>
+      <w:numFmt w:val="bullet"/>
+      <w:lvlText w:val=""/>
+      <w:lvlJc w:val="left"/>
+      <w:pPr>
+        <w:ind w:left="720" w:hanging="360"/>
+      </w:pPr>
+      <w:rPr>
+        <w:rFonts w:ascii="Wingdings" w:hAnsi="Wingdings" w:hint="default"/>
+      </w:rPr>
+    </w:lvl>
+    <w:lvl w:ilvl="1" w:tplc="04090003" w:tentative="1">
+      <w:start w:val="1"/>
+      <w:numFmt w:val="bullet"/>
+      <w:lvlText w:val="o"/>
+      <w:lvlJc w:val="left"/>
+      <w:pPr>
+        <w:ind w:left="1440" w:hanging="360"/>
+      </w:pPr>
+      <w:rPr>
+        <w:rFonts w:ascii="Courier New" w:hAnsi="Courier New" w:cs="Courier New" w:hint="default"/>
+      </w:rPr>
+    </w:lvl>
+    <w:lvl w:ilvl="2" w:tplc="04090005" w:tentative="1">
+      <w:start w:val="1"/>
+      <w:numFmt w:val="bullet"/>
+      <w:lvlText w:val=""/>
+      <w:lvlJc w:val="left"/>
+      <w:pPr>
+        <w:ind w:left="2160" w:hanging="360"/>
+      </w:pPr>
+      <w:rPr>
+        <w:rFonts w:ascii="Wingdings" w:hAnsi="Wingdings" w:hint="default"/>
+      </w:rPr>
+    </w:lvl>
+    <w:lvl w:ilvl="3" w:tplc="04090001" w:tentative="1">
+      <w:start w:val="1"/>
+      <w:numFmt w:val="bullet"/>
+      <w:lvlText w:val=""/>
+      <w:lvlJc w:val="left"/>
+      <w:pPr>
+        <w:ind w:left="2880" w:hanging="360"/>
+      </w:pPr>
+      <w:rPr>
+        <w:rFonts w:ascii="Symbol" w:hAnsi="Symbol" w:hint="default"/>
+      </w:rPr>
+    </w:lvl>
+    <w:lvl w:ilvl="4" w:tplc="04090003" w:tentative="1">
+      <w:start w:val="1"/>
+      <w:numFmt w:val="bullet"/>
+      <w:lvlText w:val="o"/>
+      <w:lvlJc w:val="left"/>
+      <w:pPr>
+        <w:ind w:left="3600" w:hanging="360"/>
+      </w:pPr>
+      <w:rPr>
+        <w:rFonts w:ascii="Courier New" w:hAnsi="Courier New" w:cs="Courier New" w:hint="default"/>
+      </w:rPr>
+    </w:lvl>
+    <w:lvl w:ilvl="5" w:tplc="04090005" w:tentative="1">
+      <w:start w:val="1"/>
+      <w:numFmt w:val="bullet"/>
+      <w:lvlText w:val=""/>
+      <w:lvlJc w:val="left"/>
+      <w:pPr>
+        <w:ind w:left="4320" w:hanging="360"/>
+      </w:pPr>
+      <w:rPr>
+        <w:rFonts w:ascii="Wingdings" w:hAnsi="Wingdings" w:hint="default"/>
+      </w:rPr>
+    </w:lvl>
+    <w:lvl w:ilvl="6" w:tplc="04090001" w:tentative="1">
+      <w:start w:val="1"/>
+      <w:numFmt w:val="bullet"/>
+      <w:lvlText w:val=""/>
+      <w:lvlJc w:val="left"/>
+      <w:pPr>
+        <w:ind w:left="5040" w:hanging="360"/>
+      </w:pPr>
+      <w:rPr>
+        <w:rFonts w:ascii="Symbol" w:hAnsi="Symbol" w:hint="default"/>
+      </w:rPr>
+    </w:lvl>
+    <w:lvl w:ilvl="7" w:tplc="04090003" w:tentative="1">
+      <w:start w:val="1"/>
+      <w:numFmt w:val="bullet"/>
+      <w:lvlText w:val="o"/>
+      <w:lvlJc w:val="left"/>
+      <w:pPr>
+        <w:ind w:left="5760" w:hanging="360"/>
+      </w:pPr>
+      <w:rPr>
+        <w:rFonts w:ascii="Courier New" w:hAnsi="Courier New" w:cs="Courier New" w:hint="default"/>
+      </w:rPr>
+    </w:lvl>
+    <w:lvl w:ilvl="8" w:tplc="04090005" w:tentative="1">
+      <w:start w:val="1"/>
+      <w:numFmt w:val="bullet"/>
+      <w:lvlText w:val=""/>
+      <w:lvlJc w:val="left"/>
+      <w:pPr>
+        <w:ind w:left="6480" w:hanging="360"/>
+      </w:pPr>
+      <w:rPr>
+        <w:rFonts w:ascii="Wingdings" w:hAnsi="Wingdings" w:hint="default"/>
+      </w:rPr>
+    </w:lvl>
+  </w:abstractNum>
+  <w:abstractNum w:abstractNumId="1" w15:restartNumberingAfterBreak="0">
     <w:nsid w:val="12BC7396"/>
     <w:multiLevelType w:val="hybridMultilevel"/>
     <w:tmpl w:val="393C1950"/>
@@ -1584,10 +4869,10 @@
       </w:rPr>
     </w:lvl>
   </w:abstractNum>
-  <w:abstractNum w:abstractNumId="1" w15:restartNumberingAfterBreak="0">
+  <w:abstractNum w:abstractNumId="2" w15:restartNumberingAfterBreak="0">
     <w:nsid w:val="12E877E1"/>
     <w:multiLevelType w:val="hybridMultilevel"/>
-    <w:tmpl w:val="C840D052"/>
+    <w:tmpl w:val="E286B064"/>
     <w:lvl w:ilvl="0" w:tplc="0409000B">
       <w:start w:val="1"/>
       <w:numFmt w:val="bullet"/>
@@ -1697,7 +4982,7 @@
       </w:rPr>
     </w:lvl>
   </w:abstractNum>
-  <w:abstractNum w:abstractNumId="2" w15:restartNumberingAfterBreak="0">
+  <w:abstractNum w:abstractNumId="3" w15:restartNumberingAfterBreak="0">
     <w:nsid w:val="13653863"/>
     <w:multiLevelType w:val="hybridMultilevel"/>
     <w:tmpl w:val="F03EFA80"/>
@@ -1810,7 +5095,7 @@
       </w:rPr>
     </w:lvl>
   </w:abstractNum>
-  <w:abstractNum w:abstractNumId="3" w15:restartNumberingAfterBreak="0">
+  <w:abstractNum w:abstractNumId="4" w15:restartNumberingAfterBreak="0">
     <w:nsid w:val="189C5A71"/>
     <w:multiLevelType w:val="hybridMultilevel"/>
     <w:tmpl w:val="F53C939C"/>
@@ -1923,7 +5208,120 @@
       </w:rPr>
     </w:lvl>
   </w:abstractNum>
-  <w:abstractNum w:abstractNumId="4" w15:restartNumberingAfterBreak="0">
+  <w:abstractNum w:abstractNumId="5" w15:restartNumberingAfterBreak="0">
+    <w:nsid w:val="20313F80"/>
+    <w:multiLevelType w:val="hybridMultilevel"/>
+    <w:tmpl w:val="944249E8"/>
+    <w:lvl w:ilvl="0" w:tplc="0409000D">
+      <w:start w:val="1"/>
+      <w:numFmt w:val="bullet"/>
+      <w:lvlText w:val=""/>
+      <w:lvlJc w:val="left"/>
+      <w:pPr>
+        <w:ind w:left="770" w:hanging="360"/>
+      </w:pPr>
+      <w:rPr>
+        <w:rFonts w:ascii="Wingdings" w:hAnsi="Wingdings" w:hint="default"/>
+      </w:rPr>
+    </w:lvl>
+    <w:lvl w:ilvl="1" w:tplc="04090003" w:tentative="1">
+      <w:start w:val="1"/>
+      <w:numFmt w:val="bullet"/>
+      <w:lvlText w:val="o"/>
+      <w:lvlJc w:val="left"/>
+      <w:pPr>
+        <w:ind w:left="1490" w:hanging="360"/>
+      </w:pPr>
+      <w:rPr>
+        <w:rFonts w:ascii="Courier New" w:hAnsi="Courier New" w:cs="Courier New" w:hint="default"/>
+      </w:rPr>
+    </w:lvl>
+    <w:lvl w:ilvl="2" w:tplc="04090005" w:tentative="1">
+      <w:start w:val="1"/>
+      <w:numFmt w:val="bullet"/>
+      <w:lvlText w:val=""/>
+      <w:lvlJc w:val="left"/>
+      <w:pPr>
+        <w:ind w:left="2210" w:hanging="360"/>
+      </w:pPr>
+      <w:rPr>
+        <w:rFonts w:ascii="Wingdings" w:hAnsi="Wingdings" w:hint="default"/>
+      </w:rPr>
+    </w:lvl>
+    <w:lvl w:ilvl="3" w:tplc="04090001" w:tentative="1">
+      <w:start w:val="1"/>
+      <w:numFmt w:val="bullet"/>
+      <w:lvlText w:val=""/>
+      <w:lvlJc w:val="left"/>
+      <w:pPr>
+        <w:ind w:left="2930" w:hanging="360"/>
+      </w:pPr>
+      <w:rPr>
+        <w:rFonts w:ascii="Symbol" w:hAnsi="Symbol" w:hint="default"/>
+      </w:rPr>
+    </w:lvl>
+    <w:lvl w:ilvl="4" w:tplc="04090003" w:tentative="1">
+      <w:start w:val="1"/>
+      <w:numFmt w:val="bullet"/>
+      <w:lvlText w:val="o"/>
+      <w:lvlJc w:val="left"/>
+      <w:pPr>
+        <w:ind w:left="3650" w:hanging="360"/>
+      </w:pPr>
+      <w:rPr>
+        <w:rFonts w:ascii="Courier New" w:hAnsi="Courier New" w:cs="Courier New" w:hint="default"/>
+      </w:rPr>
+    </w:lvl>
+    <w:lvl w:ilvl="5" w:tplc="04090005" w:tentative="1">
+      <w:start w:val="1"/>
+      <w:numFmt w:val="bullet"/>
+      <w:lvlText w:val=""/>
+      <w:lvlJc w:val="left"/>
+      <w:pPr>
+        <w:ind w:left="4370" w:hanging="360"/>
+      </w:pPr>
+      <w:rPr>
+        <w:rFonts w:ascii="Wingdings" w:hAnsi="Wingdings" w:hint="default"/>
+      </w:rPr>
+    </w:lvl>
+    <w:lvl w:ilvl="6" w:tplc="04090001" w:tentative="1">
+      <w:start w:val="1"/>
+      <w:numFmt w:val="bullet"/>
+      <w:lvlText w:val=""/>
+      <w:lvlJc w:val="left"/>
+      <w:pPr>
+        <w:ind w:left="5090" w:hanging="360"/>
+      </w:pPr>
+      <w:rPr>
+        <w:rFonts w:ascii="Symbol" w:hAnsi="Symbol" w:hint="default"/>
+      </w:rPr>
+    </w:lvl>
+    <w:lvl w:ilvl="7" w:tplc="04090003" w:tentative="1">
+      <w:start w:val="1"/>
+      <w:numFmt w:val="bullet"/>
+      <w:lvlText w:val="o"/>
+      <w:lvlJc w:val="left"/>
+      <w:pPr>
+        <w:ind w:left="5810" w:hanging="360"/>
+      </w:pPr>
+      <w:rPr>
+        <w:rFonts w:ascii="Courier New" w:hAnsi="Courier New" w:cs="Courier New" w:hint="default"/>
+      </w:rPr>
+    </w:lvl>
+    <w:lvl w:ilvl="8" w:tplc="04090005" w:tentative="1">
+      <w:start w:val="1"/>
+      <w:numFmt w:val="bullet"/>
+      <w:lvlText w:val=""/>
+      <w:lvlJc w:val="left"/>
+      <w:pPr>
+        <w:ind w:left="6530" w:hanging="360"/>
+      </w:pPr>
+      <w:rPr>
+        <w:rFonts w:ascii="Wingdings" w:hAnsi="Wingdings" w:hint="default"/>
+      </w:rPr>
+    </w:lvl>
+  </w:abstractNum>
+  <w:abstractNum w:abstractNumId="6" w15:restartNumberingAfterBreak="0">
     <w:nsid w:val="25671691"/>
     <w:multiLevelType w:val="hybridMultilevel"/>
     <w:tmpl w:val="D4CE94AE"/>
@@ -2036,7 +5434,120 @@
       </w:rPr>
     </w:lvl>
   </w:abstractNum>
-  <w:abstractNum w:abstractNumId="5" w15:restartNumberingAfterBreak="0">
+  <w:abstractNum w:abstractNumId="7" w15:restartNumberingAfterBreak="0">
+    <w:nsid w:val="3C665802"/>
+    <w:multiLevelType w:val="hybridMultilevel"/>
+    <w:tmpl w:val="B352CD96"/>
+    <w:lvl w:ilvl="0" w:tplc="0409000B">
+      <w:start w:val="1"/>
+      <w:numFmt w:val="bullet"/>
+      <w:lvlText w:val=""/>
+      <w:lvlJc w:val="left"/>
+      <w:pPr>
+        <w:ind w:left="720" w:hanging="360"/>
+      </w:pPr>
+      <w:rPr>
+        <w:rFonts w:ascii="Wingdings" w:hAnsi="Wingdings" w:hint="default"/>
+      </w:rPr>
+    </w:lvl>
+    <w:lvl w:ilvl="1" w:tplc="04090003" w:tentative="1">
+      <w:start w:val="1"/>
+      <w:numFmt w:val="bullet"/>
+      <w:lvlText w:val="o"/>
+      <w:lvlJc w:val="left"/>
+      <w:pPr>
+        <w:ind w:left="1440" w:hanging="360"/>
+      </w:pPr>
+      <w:rPr>
+        <w:rFonts w:ascii="Courier New" w:hAnsi="Courier New" w:cs="Courier New" w:hint="default"/>
+      </w:rPr>
+    </w:lvl>
+    <w:lvl w:ilvl="2" w:tplc="04090005" w:tentative="1">
+      <w:start w:val="1"/>
+      <w:numFmt w:val="bullet"/>
+      <w:lvlText w:val=""/>
+      <w:lvlJc w:val="left"/>
+      <w:pPr>
+        <w:ind w:left="2160" w:hanging="360"/>
+      </w:pPr>
+      <w:rPr>
+        <w:rFonts w:ascii="Wingdings" w:hAnsi="Wingdings" w:hint="default"/>
+      </w:rPr>
+    </w:lvl>
+    <w:lvl w:ilvl="3" w:tplc="04090001" w:tentative="1">
+      <w:start w:val="1"/>
+      <w:numFmt w:val="bullet"/>
+      <w:lvlText w:val=""/>
+      <w:lvlJc w:val="left"/>
+      <w:pPr>
+        <w:ind w:left="2880" w:hanging="360"/>
+      </w:pPr>
+      <w:rPr>
+        <w:rFonts w:ascii="Symbol" w:hAnsi="Symbol" w:hint="default"/>
+      </w:rPr>
+    </w:lvl>
+    <w:lvl w:ilvl="4" w:tplc="04090003" w:tentative="1">
+      <w:start w:val="1"/>
+      <w:numFmt w:val="bullet"/>
+      <w:lvlText w:val="o"/>
+      <w:lvlJc w:val="left"/>
+      <w:pPr>
+        <w:ind w:left="3600" w:hanging="360"/>
+      </w:pPr>
+      <w:rPr>
+        <w:rFonts w:ascii="Courier New" w:hAnsi="Courier New" w:cs="Courier New" w:hint="default"/>
+      </w:rPr>
+    </w:lvl>
+    <w:lvl w:ilvl="5" w:tplc="04090005" w:tentative="1">
+      <w:start w:val="1"/>
+      <w:numFmt w:val="bullet"/>
+      <w:lvlText w:val=""/>
+      <w:lvlJc w:val="left"/>
+      <w:pPr>
+        <w:ind w:left="4320" w:hanging="360"/>
+      </w:pPr>
+      <w:rPr>
+        <w:rFonts w:ascii="Wingdings" w:hAnsi="Wingdings" w:hint="default"/>
+      </w:rPr>
+    </w:lvl>
+    <w:lvl w:ilvl="6" w:tplc="04090001" w:tentative="1">
+      <w:start w:val="1"/>
+      <w:numFmt w:val="bullet"/>
+      <w:lvlText w:val=""/>
+      <w:lvlJc w:val="left"/>
+      <w:pPr>
+        <w:ind w:left="5040" w:hanging="360"/>
+      </w:pPr>
+      <w:rPr>
+        <w:rFonts w:ascii="Symbol" w:hAnsi="Symbol" w:hint="default"/>
+      </w:rPr>
+    </w:lvl>
+    <w:lvl w:ilvl="7" w:tplc="04090003" w:tentative="1">
+      <w:start w:val="1"/>
+      <w:numFmt w:val="bullet"/>
+      <w:lvlText w:val="o"/>
+      <w:lvlJc w:val="left"/>
+      <w:pPr>
+        <w:ind w:left="5760" w:hanging="360"/>
+      </w:pPr>
+      <w:rPr>
+        <w:rFonts w:ascii="Courier New" w:hAnsi="Courier New" w:cs="Courier New" w:hint="default"/>
+      </w:rPr>
+    </w:lvl>
+    <w:lvl w:ilvl="8" w:tplc="04090005" w:tentative="1">
+      <w:start w:val="1"/>
+      <w:numFmt w:val="bullet"/>
+      <w:lvlText w:val=""/>
+      <w:lvlJc w:val="left"/>
+      <w:pPr>
+        <w:ind w:left="6480" w:hanging="360"/>
+      </w:pPr>
+      <w:rPr>
+        <w:rFonts w:ascii="Wingdings" w:hAnsi="Wingdings" w:hint="default"/>
+      </w:rPr>
+    </w:lvl>
+  </w:abstractNum>
+  <w:abstractNum w:abstractNumId="8" w15:restartNumberingAfterBreak="0">
     <w:nsid w:val="3D022AF4"/>
     <w:multiLevelType w:val="hybridMultilevel"/>
     <w:tmpl w:val="C9B6D2EA"/>
@@ -2125,7 +5636,7 @@
       </w:pPr>
     </w:lvl>
   </w:abstractNum>
-  <w:abstractNum w:abstractNumId="6" w15:restartNumberingAfterBreak="0">
+  <w:abstractNum w:abstractNumId="9" w15:restartNumberingAfterBreak="0">
     <w:nsid w:val="4327644E"/>
     <w:multiLevelType w:val="hybridMultilevel"/>
     <w:tmpl w:val="38E04946"/>
@@ -2238,10 +5749,123 @@
       </w:rPr>
     </w:lvl>
   </w:abstractNum>
-  <w:abstractNum w:abstractNumId="7" w15:restartNumberingAfterBreak="0">
+  <w:abstractNum w:abstractNumId="10" w15:restartNumberingAfterBreak="0">
+    <w:nsid w:val="45AF1865"/>
+    <w:multiLevelType w:val="hybridMultilevel"/>
+    <w:tmpl w:val="40E85B60"/>
+    <w:lvl w:ilvl="0" w:tplc="0409000D">
+      <w:start w:val="1"/>
+      <w:numFmt w:val="bullet"/>
+      <w:lvlText w:val=""/>
+      <w:lvlJc w:val="left"/>
+      <w:pPr>
+        <w:ind w:left="720" w:hanging="360"/>
+      </w:pPr>
+      <w:rPr>
+        <w:rFonts w:ascii="Wingdings" w:hAnsi="Wingdings" w:hint="default"/>
+      </w:rPr>
+    </w:lvl>
+    <w:lvl w:ilvl="1" w:tplc="04090003" w:tentative="1">
+      <w:start w:val="1"/>
+      <w:numFmt w:val="bullet"/>
+      <w:lvlText w:val="o"/>
+      <w:lvlJc w:val="left"/>
+      <w:pPr>
+        <w:ind w:left="1440" w:hanging="360"/>
+      </w:pPr>
+      <w:rPr>
+        <w:rFonts w:ascii="Courier New" w:hAnsi="Courier New" w:cs="Courier New" w:hint="default"/>
+      </w:rPr>
+    </w:lvl>
+    <w:lvl w:ilvl="2" w:tplc="04090005" w:tentative="1">
+      <w:start w:val="1"/>
+      <w:numFmt w:val="bullet"/>
+      <w:lvlText w:val=""/>
+      <w:lvlJc w:val="left"/>
+      <w:pPr>
+        <w:ind w:left="2160" w:hanging="360"/>
+      </w:pPr>
+      <w:rPr>
+        <w:rFonts w:ascii="Wingdings" w:hAnsi="Wingdings" w:hint="default"/>
+      </w:rPr>
+    </w:lvl>
+    <w:lvl w:ilvl="3" w:tplc="04090001" w:tentative="1">
+      <w:start w:val="1"/>
+      <w:numFmt w:val="bullet"/>
+      <w:lvlText w:val=""/>
+      <w:lvlJc w:val="left"/>
+      <w:pPr>
+        <w:ind w:left="2880" w:hanging="360"/>
+      </w:pPr>
+      <w:rPr>
+        <w:rFonts w:ascii="Symbol" w:hAnsi="Symbol" w:hint="default"/>
+      </w:rPr>
+    </w:lvl>
+    <w:lvl w:ilvl="4" w:tplc="04090003" w:tentative="1">
+      <w:start w:val="1"/>
+      <w:numFmt w:val="bullet"/>
+      <w:lvlText w:val="o"/>
+      <w:lvlJc w:val="left"/>
+      <w:pPr>
+        <w:ind w:left="3600" w:hanging="360"/>
+      </w:pPr>
+      <w:rPr>
+        <w:rFonts w:ascii="Courier New" w:hAnsi="Courier New" w:cs="Courier New" w:hint="default"/>
+      </w:rPr>
+    </w:lvl>
+    <w:lvl w:ilvl="5" w:tplc="04090005" w:tentative="1">
+      <w:start w:val="1"/>
+      <w:numFmt w:val="bullet"/>
+      <w:lvlText w:val=""/>
+      <w:lvlJc w:val="left"/>
+      <w:pPr>
+        <w:ind w:left="4320" w:hanging="360"/>
+      </w:pPr>
+      <w:rPr>
+        <w:rFonts w:ascii="Wingdings" w:hAnsi="Wingdings" w:hint="default"/>
+      </w:rPr>
+    </w:lvl>
+    <w:lvl w:ilvl="6" w:tplc="04090001" w:tentative="1">
+      <w:start w:val="1"/>
+      <w:numFmt w:val="bullet"/>
+      <w:lvlText w:val=""/>
+      <w:lvlJc w:val="left"/>
+      <w:pPr>
+        <w:ind w:left="5040" w:hanging="360"/>
+      </w:pPr>
+      <w:rPr>
+        <w:rFonts w:ascii="Symbol" w:hAnsi="Symbol" w:hint="default"/>
+      </w:rPr>
+    </w:lvl>
+    <w:lvl w:ilvl="7" w:tplc="04090003" w:tentative="1">
+      <w:start w:val="1"/>
+      <w:numFmt w:val="bullet"/>
+      <w:lvlText w:val="o"/>
+      <w:lvlJc w:val="left"/>
+      <w:pPr>
+        <w:ind w:left="5760" w:hanging="360"/>
+      </w:pPr>
+      <w:rPr>
+        <w:rFonts w:ascii="Courier New" w:hAnsi="Courier New" w:cs="Courier New" w:hint="default"/>
+      </w:rPr>
+    </w:lvl>
+    <w:lvl w:ilvl="8" w:tplc="04090005" w:tentative="1">
+      <w:start w:val="1"/>
+      <w:numFmt w:val="bullet"/>
+      <w:lvlText w:val=""/>
+      <w:lvlJc w:val="left"/>
+      <w:pPr>
+        <w:ind w:left="6480" w:hanging="360"/>
+      </w:pPr>
+      <w:rPr>
+        <w:rFonts w:ascii="Wingdings" w:hAnsi="Wingdings" w:hint="default"/>
+      </w:rPr>
+    </w:lvl>
+  </w:abstractNum>
+  <w:abstractNum w:abstractNumId="11" w15:restartNumberingAfterBreak="0">
     <w:nsid w:val="4F912AEE"/>
     <w:multiLevelType w:val="hybridMultilevel"/>
-    <w:tmpl w:val="F8187344"/>
+    <w:tmpl w:val="BD02720E"/>
     <w:lvl w:ilvl="0" w:tplc="278EEEF4">
       <w:start w:val="1"/>
       <w:numFmt w:val="bullet"/>
@@ -2351,7 +5975,7 @@
       </w:rPr>
     </w:lvl>
   </w:abstractNum>
-  <w:abstractNum w:abstractNumId="8" w15:restartNumberingAfterBreak="0">
+  <w:abstractNum w:abstractNumId="12" w15:restartNumberingAfterBreak="0">
     <w:nsid w:val="518A53CF"/>
     <w:multiLevelType w:val="hybridMultilevel"/>
     <w:tmpl w:val="04AEDA86"/>
@@ -2464,7 +6088,233 @@
       </w:rPr>
     </w:lvl>
   </w:abstractNum>
-  <w:abstractNum w:abstractNumId="9" w15:restartNumberingAfterBreak="0">
+  <w:abstractNum w:abstractNumId="13" w15:restartNumberingAfterBreak="0">
+    <w:nsid w:val="5B08060B"/>
+    <w:multiLevelType w:val="hybridMultilevel"/>
+    <w:tmpl w:val="4F0E6582"/>
+    <w:lvl w:ilvl="0" w:tplc="0409000D">
+      <w:start w:val="1"/>
+      <w:numFmt w:val="bullet"/>
+      <w:lvlText w:val=""/>
+      <w:lvlJc w:val="left"/>
+      <w:pPr>
+        <w:ind w:left="720" w:hanging="360"/>
+      </w:pPr>
+      <w:rPr>
+        <w:rFonts w:ascii="Wingdings" w:hAnsi="Wingdings" w:hint="default"/>
+      </w:rPr>
+    </w:lvl>
+    <w:lvl w:ilvl="1" w:tplc="04090003" w:tentative="1">
+      <w:start w:val="1"/>
+      <w:numFmt w:val="bullet"/>
+      <w:lvlText w:val="o"/>
+      <w:lvlJc w:val="left"/>
+      <w:pPr>
+        <w:ind w:left="1440" w:hanging="360"/>
+      </w:pPr>
+      <w:rPr>
+        <w:rFonts w:ascii="Courier New" w:hAnsi="Courier New" w:cs="Courier New" w:hint="default"/>
+      </w:rPr>
+    </w:lvl>
+    <w:lvl w:ilvl="2" w:tplc="04090005" w:tentative="1">
+      <w:start w:val="1"/>
+      <w:numFmt w:val="bullet"/>
+      <w:lvlText w:val=""/>
+      <w:lvlJc w:val="left"/>
+      <w:pPr>
+        <w:ind w:left="2160" w:hanging="360"/>
+      </w:pPr>
+      <w:rPr>
+        <w:rFonts w:ascii="Wingdings" w:hAnsi="Wingdings" w:hint="default"/>
+      </w:rPr>
+    </w:lvl>
+    <w:lvl w:ilvl="3" w:tplc="04090001" w:tentative="1">
+      <w:start w:val="1"/>
+      <w:numFmt w:val="bullet"/>
+      <w:lvlText w:val=""/>
+      <w:lvlJc w:val="left"/>
+      <w:pPr>
+        <w:ind w:left="2880" w:hanging="360"/>
+      </w:pPr>
+      <w:rPr>
+        <w:rFonts w:ascii="Symbol" w:hAnsi="Symbol" w:hint="default"/>
+      </w:rPr>
+    </w:lvl>
+    <w:lvl w:ilvl="4" w:tplc="04090003" w:tentative="1">
+      <w:start w:val="1"/>
+      <w:numFmt w:val="bullet"/>
+      <w:lvlText w:val="o"/>
+      <w:lvlJc w:val="left"/>
+      <w:pPr>
+        <w:ind w:left="3600" w:hanging="360"/>
+      </w:pPr>
+      <w:rPr>
+        <w:rFonts w:ascii="Courier New" w:hAnsi="Courier New" w:cs="Courier New" w:hint="default"/>
+      </w:rPr>
+    </w:lvl>
+    <w:lvl w:ilvl="5" w:tplc="04090005" w:tentative="1">
+      <w:start w:val="1"/>
+      <w:numFmt w:val="bullet"/>
+      <w:lvlText w:val=""/>
+      <w:lvlJc w:val="left"/>
+      <w:pPr>
+        <w:ind w:left="4320" w:hanging="360"/>
+      </w:pPr>
+      <w:rPr>
+        <w:rFonts w:ascii="Wingdings" w:hAnsi="Wingdings" w:hint="default"/>
+      </w:rPr>
+    </w:lvl>
+    <w:lvl w:ilvl="6" w:tplc="04090001" w:tentative="1">
+      <w:start w:val="1"/>
+      <w:numFmt w:val="bullet"/>
+      <w:lvlText w:val=""/>
+      <w:lvlJc w:val="left"/>
+      <w:pPr>
+        <w:ind w:left="5040" w:hanging="360"/>
+      </w:pPr>
+      <w:rPr>
+        <w:rFonts w:ascii="Symbol" w:hAnsi="Symbol" w:hint="default"/>
+      </w:rPr>
+    </w:lvl>
+    <w:lvl w:ilvl="7" w:tplc="04090003" w:tentative="1">
+      <w:start w:val="1"/>
+      <w:numFmt w:val="bullet"/>
+      <w:lvlText w:val="o"/>
+      <w:lvlJc w:val="left"/>
+      <w:pPr>
+        <w:ind w:left="5760" w:hanging="360"/>
+      </w:pPr>
+      <w:rPr>
+        <w:rFonts w:ascii="Courier New" w:hAnsi="Courier New" w:cs="Courier New" w:hint="default"/>
+      </w:rPr>
+    </w:lvl>
+    <w:lvl w:ilvl="8" w:tplc="04090005" w:tentative="1">
+      <w:start w:val="1"/>
+      <w:numFmt w:val="bullet"/>
+      <w:lvlText w:val=""/>
+      <w:lvlJc w:val="left"/>
+      <w:pPr>
+        <w:ind w:left="6480" w:hanging="360"/>
+      </w:pPr>
+      <w:rPr>
+        <w:rFonts w:ascii="Wingdings" w:hAnsi="Wingdings" w:hint="default"/>
+      </w:rPr>
+    </w:lvl>
+  </w:abstractNum>
+  <w:abstractNum w:abstractNumId="14" w15:restartNumberingAfterBreak="0">
+    <w:nsid w:val="6BC0053D"/>
+    <w:multiLevelType w:val="hybridMultilevel"/>
+    <w:tmpl w:val="65BC7424"/>
+    <w:lvl w:ilvl="0" w:tplc="0409000D">
+      <w:start w:val="1"/>
+      <w:numFmt w:val="bullet"/>
+      <w:lvlText w:val=""/>
+      <w:lvlJc w:val="left"/>
+      <w:pPr>
+        <w:ind w:left="720" w:hanging="360"/>
+      </w:pPr>
+      <w:rPr>
+        <w:rFonts w:ascii="Wingdings" w:hAnsi="Wingdings" w:hint="default"/>
+      </w:rPr>
+    </w:lvl>
+    <w:lvl w:ilvl="1" w:tplc="04090003" w:tentative="1">
+      <w:start w:val="1"/>
+      <w:numFmt w:val="bullet"/>
+      <w:lvlText w:val="o"/>
+      <w:lvlJc w:val="left"/>
+      <w:pPr>
+        <w:ind w:left="1440" w:hanging="360"/>
+      </w:pPr>
+      <w:rPr>
+        <w:rFonts w:ascii="Courier New" w:hAnsi="Courier New" w:cs="Courier New" w:hint="default"/>
+      </w:rPr>
+    </w:lvl>
+    <w:lvl w:ilvl="2" w:tplc="04090005" w:tentative="1">
+      <w:start w:val="1"/>
+      <w:numFmt w:val="bullet"/>
+      <w:lvlText w:val=""/>
+      <w:lvlJc w:val="left"/>
+      <w:pPr>
+        <w:ind w:left="2160" w:hanging="360"/>
+      </w:pPr>
+      <w:rPr>
+        <w:rFonts w:ascii="Wingdings" w:hAnsi="Wingdings" w:hint="default"/>
+      </w:rPr>
+    </w:lvl>
+    <w:lvl w:ilvl="3" w:tplc="04090001" w:tentative="1">
+      <w:start w:val="1"/>
+      <w:numFmt w:val="bullet"/>
+      <w:lvlText w:val=""/>
+      <w:lvlJc w:val="left"/>
+      <w:pPr>
+        <w:ind w:left="2880" w:hanging="360"/>
+      </w:pPr>
+      <w:rPr>
+        <w:rFonts w:ascii="Symbol" w:hAnsi="Symbol" w:hint="default"/>
+      </w:rPr>
+    </w:lvl>
+    <w:lvl w:ilvl="4" w:tplc="04090003" w:tentative="1">
+      <w:start w:val="1"/>
+      <w:numFmt w:val="bullet"/>
+      <w:lvlText w:val="o"/>
+      <w:lvlJc w:val="left"/>
+      <w:pPr>
+        <w:ind w:left="3600" w:hanging="360"/>
+      </w:pPr>
+      <w:rPr>
+        <w:rFonts w:ascii="Courier New" w:hAnsi="Courier New" w:cs="Courier New" w:hint="default"/>
+      </w:rPr>
+    </w:lvl>
+    <w:lvl w:ilvl="5" w:tplc="04090005" w:tentative="1">
+      <w:start w:val="1"/>
+      <w:numFmt w:val="bullet"/>
+      <w:lvlText w:val=""/>
+      <w:lvlJc w:val="left"/>
+      <w:pPr>
+        <w:ind w:left="4320" w:hanging="360"/>
+      </w:pPr>
+      <w:rPr>
+        <w:rFonts w:ascii="Wingdings" w:hAnsi="Wingdings" w:hint="default"/>
+      </w:rPr>
+    </w:lvl>
+    <w:lvl w:ilvl="6" w:tplc="04090001" w:tentative="1">
+      <w:start w:val="1"/>
+      <w:numFmt w:val="bullet"/>
+      <w:lvlText w:val=""/>
+      <w:lvlJc w:val="left"/>
+      <w:pPr>
+        <w:ind w:left="5040" w:hanging="360"/>
+      </w:pPr>
+      <w:rPr>
+        <w:rFonts w:ascii="Symbol" w:hAnsi="Symbol" w:hint="default"/>
+      </w:rPr>
+    </w:lvl>
+    <w:lvl w:ilvl="7" w:tplc="04090003" w:tentative="1">
+      <w:start w:val="1"/>
+      <w:numFmt w:val="bullet"/>
+      <w:lvlText w:val="o"/>
+      <w:lvlJc w:val="left"/>
+      <w:pPr>
+        <w:ind w:left="5760" w:hanging="360"/>
+      </w:pPr>
+      <w:rPr>
+        <w:rFonts w:ascii="Courier New" w:hAnsi="Courier New" w:cs="Courier New" w:hint="default"/>
+      </w:rPr>
+    </w:lvl>
+    <w:lvl w:ilvl="8" w:tplc="04090005" w:tentative="1">
+      <w:start w:val="1"/>
+      <w:numFmt w:val="bullet"/>
+      <w:lvlText w:val=""/>
+      <w:lvlJc w:val="left"/>
+      <w:pPr>
+        <w:ind w:left="6480" w:hanging="360"/>
+      </w:pPr>
+      <w:rPr>
+        <w:rFonts w:ascii="Wingdings" w:hAnsi="Wingdings" w:hint="default"/>
+      </w:rPr>
+    </w:lvl>
+  </w:abstractNum>
+  <w:abstractNum w:abstractNumId="15" w15:restartNumberingAfterBreak="0">
     <w:nsid w:val="6BC10AE6"/>
     <w:multiLevelType w:val="hybridMultilevel"/>
     <w:tmpl w:val="78746A90"/>
@@ -2577,7 +6427,7 @@
       </w:rPr>
     </w:lvl>
   </w:abstractNum>
-  <w:abstractNum w:abstractNumId="10" w15:restartNumberingAfterBreak="0">
+  <w:abstractNum w:abstractNumId="16" w15:restartNumberingAfterBreak="0">
     <w:nsid w:val="74F779E1"/>
     <w:multiLevelType w:val="hybridMultilevel"/>
     <w:tmpl w:val="25C0921C"/>
@@ -2668,7 +6518,7 @@
       </w:pPr>
     </w:lvl>
   </w:abstractNum>
-  <w:abstractNum w:abstractNumId="11" w15:restartNumberingAfterBreak="0">
+  <w:abstractNum w:abstractNumId="17" w15:restartNumberingAfterBreak="0">
     <w:nsid w:val="77AC617F"/>
     <w:multiLevelType w:val="hybridMultilevel"/>
     <w:tmpl w:val="2C80B3D0"/>
@@ -2781,41 +6631,175 @@
       </w:rPr>
     </w:lvl>
   </w:abstractNum>
+  <w:abstractNum w:abstractNumId="18" w15:restartNumberingAfterBreak="0">
+    <w:nsid w:val="7D8A5B38"/>
+    <w:multiLevelType w:val="hybridMultilevel"/>
+    <w:tmpl w:val="62FCC998"/>
+    <w:lvl w:ilvl="0" w:tplc="0409000D">
+      <w:start w:val="1"/>
+      <w:numFmt w:val="bullet"/>
+      <w:lvlText w:val=""/>
+      <w:lvlJc w:val="left"/>
+      <w:pPr>
+        <w:ind w:left="720" w:hanging="360"/>
+      </w:pPr>
+      <w:rPr>
+        <w:rFonts w:ascii="Wingdings" w:hAnsi="Wingdings" w:hint="default"/>
+      </w:rPr>
+    </w:lvl>
+    <w:lvl w:ilvl="1" w:tplc="04090003" w:tentative="1">
+      <w:start w:val="1"/>
+      <w:numFmt w:val="bullet"/>
+      <w:lvlText w:val="o"/>
+      <w:lvlJc w:val="left"/>
+      <w:pPr>
+        <w:ind w:left="1440" w:hanging="360"/>
+      </w:pPr>
+      <w:rPr>
+        <w:rFonts w:ascii="Courier New" w:hAnsi="Courier New" w:cs="Courier New" w:hint="default"/>
+      </w:rPr>
+    </w:lvl>
+    <w:lvl w:ilvl="2" w:tplc="04090005" w:tentative="1">
+      <w:start w:val="1"/>
+      <w:numFmt w:val="bullet"/>
+      <w:lvlText w:val=""/>
+      <w:lvlJc w:val="left"/>
+      <w:pPr>
+        <w:ind w:left="2160" w:hanging="360"/>
+      </w:pPr>
+      <w:rPr>
+        <w:rFonts w:ascii="Wingdings" w:hAnsi="Wingdings" w:hint="default"/>
+      </w:rPr>
+    </w:lvl>
+    <w:lvl w:ilvl="3" w:tplc="04090001" w:tentative="1">
+      <w:start w:val="1"/>
+      <w:numFmt w:val="bullet"/>
+      <w:lvlText w:val=""/>
+      <w:lvlJc w:val="left"/>
+      <w:pPr>
+        <w:ind w:left="2880" w:hanging="360"/>
+      </w:pPr>
+      <w:rPr>
+        <w:rFonts w:ascii="Symbol" w:hAnsi="Symbol" w:hint="default"/>
+      </w:rPr>
+    </w:lvl>
+    <w:lvl w:ilvl="4" w:tplc="04090003" w:tentative="1">
+      <w:start w:val="1"/>
+      <w:numFmt w:val="bullet"/>
+      <w:lvlText w:val="o"/>
+      <w:lvlJc w:val="left"/>
+      <w:pPr>
+        <w:ind w:left="3600" w:hanging="360"/>
+      </w:pPr>
+      <w:rPr>
+        <w:rFonts w:ascii="Courier New" w:hAnsi="Courier New" w:cs="Courier New" w:hint="default"/>
+      </w:rPr>
+    </w:lvl>
+    <w:lvl w:ilvl="5" w:tplc="04090005" w:tentative="1">
+      <w:start w:val="1"/>
+      <w:numFmt w:val="bullet"/>
+      <w:lvlText w:val=""/>
+      <w:lvlJc w:val="left"/>
+      <w:pPr>
+        <w:ind w:left="4320" w:hanging="360"/>
+      </w:pPr>
+      <w:rPr>
+        <w:rFonts w:ascii="Wingdings" w:hAnsi="Wingdings" w:hint="default"/>
+      </w:rPr>
+    </w:lvl>
+    <w:lvl w:ilvl="6" w:tplc="04090001" w:tentative="1">
+      <w:start w:val="1"/>
+      <w:numFmt w:val="bullet"/>
+      <w:lvlText w:val=""/>
+      <w:lvlJc w:val="left"/>
+      <w:pPr>
+        <w:ind w:left="5040" w:hanging="360"/>
+      </w:pPr>
+      <w:rPr>
+        <w:rFonts w:ascii="Symbol" w:hAnsi="Symbol" w:hint="default"/>
+      </w:rPr>
+    </w:lvl>
+    <w:lvl w:ilvl="7" w:tplc="04090003" w:tentative="1">
+      <w:start w:val="1"/>
+      <w:numFmt w:val="bullet"/>
+      <w:lvlText w:val="o"/>
+      <w:lvlJc w:val="left"/>
+      <w:pPr>
+        <w:ind w:left="5760" w:hanging="360"/>
+      </w:pPr>
+      <w:rPr>
+        <w:rFonts w:ascii="Courier New" w:hAnsi="Courier New" w:cs="Courier New" w:hint="default"/>
+      </w:rPr>
+    </w:lvl>
+    <w:lvl w:ilvl="8" w:tplc="04090005" w:tentative="1">
+      <w:start w:val="1"/>
+      <w:numFmt w:val="bullet"/>
+      <w:lvlText w:val=""/>
+      <w:lvlJc w:val="left"/>
+      <w:pPr>
+        <w:ind w:left="6480" w:hanging="360"/>
+      </w:pPr>
+      <w:rPr>
+        <w:rFonts w:ascii="Wingdings" w:hAnsi="Wingdings" w:hint="default"/>
+      </w:rPr>
+    </w:lvl>
+  </w:abstractNum>
   <w:num w:numId="1" w16cid:durableId="736518199">
-    <w:abstractNumId w:val="5"/>
+    <w:abstractNumId w:val="8"/>
   </w:num>
   <w:num w:numId="2" w16cid:durableId="1537617669">
+    <w:abstractNumId w:val="2"/>
+  </w:num>
+  <w:num w:numId="3" w16cid:durableId="812018063">
+    <w:abstractNumId w:val="16"/>
+  </w:num>
+  <w:num w:numId="4" w16cid:durableId="28074348">
+    <w:abstractNumId w:val="9"/>
+  </w:num>
+  <w:num w:numId="5" w16cid:durableId="409619307">
+    <w:abstractNumId w:val="3"/>
+  </w:num>
+  <w:num w:numId="6" w16cid:durableId="967469635">
+    <w:abstractNumId w:val="12"/>
+  </w:num>
+  <w:num w:numId="7" w16cid:durableId="146871867">
     <w:abstractNumId w:val="1"/>
   </w:num>
-  <w:num w:numId="3" w16cid:durableId="812018063">
+  <w:num w:numId="8" w16cid:durableId="1439988417">
+    <w:abstractNumId w:val="4"/>
+  </w:num>
+  <w:num w:numId="9" w16cid:durableId="1964921684">
+    <w:abstractNumId w:val="17"/>
+  </w:num>
+  <w:num w:numId="10" w16cid:durableId="348412221">
+    <w:abstractNumId w:val="11"/>
+  </w:num>
+  <w:num w:numId="11" w16cid:durableId="389156591">
+    <w:abstractNumId w:val="6"/>
+  </w:num>
+  <w:num w:numId="12" w16cid:durableId="1148549824">
+    <w:abstractNumId w:val="15"/>
+  </w:num>
+  <w:num w:numId="13" w16cid:durableId="1153565936">
+    <w:abstractNumId w:val="0"/>
+  </w:num>
+  <w:num w:numId="14" w16cid:durableId="677273572">
+    <w:abstractNumId w:val="14"/>
+  </w:num>
+  <w:num w:numId="15" w16cid:durableId="128210875">
+    <w:abstractNumId w:val="13"/>
+  </w:num>
+  <w:num w:numId="16" w16cid:durableId="547031388">
+    <w:abstractNumId w:val="7"/>
+  </w:num>
+  <w:num w:numId="17" w16cid:durableId="1711832060">
     <w:abstractNumId w:val="10"/>
   </w:num>
-  <w:num w:numId="4" w16cid:durableId="28074348">
-    <w:abstractNumId w:val="6"/>
+  <w:num w:numId="18" w16cid:durableId="388917891">
+    <w:abstractNumId w:val="18"/>
   </w:num>
-  <w:num w:numId="5" w16cid:durableId="409619307">
-    <w:abstractNumId w:val="2"/>
-  </w:num>
-  <w:num w:numId="6" w16cid:durableId="967469635">
-    <w:abstractNumId w:val="8"/>
-  </w:num>
-  <w:num w:numId="7" w16cid:durableId="146871867">
-    <w:abstractNumId w:val="0"/>
-  </w:num>
-  <w:num w:numId="8" w16cid:durableId="1439988417">
-    <w:abstractNumId w:val="3"/>
-  </w:num>
-  <w:num w:numId="9" w16cid:durableId="1964921684">
-    <w:abstractNumId w:val="11"/>
-  </w:num>
-  <w:num w:numId="10" w16cid:durableId="348412221">
-    <w:abstractNumId w:val="7"/>
-  </w:num>
-  <w:num w:numId="11" w16cid:durableId="389156591">
-    <w:abstractNumId w:val="4"/>
-  </w:num>
-  <w:num w:numId="12" w16cid:durableId="1148549824">
-    <w:abstractNumId w:val="9"/>
+  <w:num w:numId="19" w16cid:durableId="1809087723">
+    <w:abstractNumId w:val="5"/>
   </w:num>
 </w:numbering>
 </file>
@@ -3737,6 +7721,25 @@
       <w:spacing w:val="5"/>
     </w:rPr>
   </w:style>
+  <w:style w:type="table" w:styleId="TableGrid">
+    <w:name w:val="Table Grid"/>
+    <w:basedOn w:val="TableNormal"/>
+    <w:uiPriority w:val="39"/>
+    <w:rsid w:val="00283870"/>
+    <w:pPr>
+      <w:spacing w:after="0" w:line="240" w:lineRule="auto"/>
+    </w:pPr>
+    <w:tblPr>
+      <w:tblBorders>
+        <w:top w:val="single" w:sz="4" w:space="0" w:color="auto"/>
+        <w:left w:val="single" w:sz="4" w:space="0" w:color="auto"/>
+        <w:bottom w:val="single" w:sz="4" w:space="0" w:color="auto"/>
+        <w:right w:val="single" w:sz="4" w:space="0" w:color="auto"/>
+        <w:insideH w:val="single" w:sz="4" w:space="0" w:color="auto"/>
+        <w:insideV w:val="single" w:sz="4" w:space="0" w:color="auto"/>
+      </w:tblBorders>
+    </w:tblPr>
+  </w:style>
 </w:styles>
 </file>
 
